--- a/docs/tasks/design-doc/CarbonLife-设计文档.docx
+++ b/docs/tasks/design-doc/CarbonLife-设计文档.docx
@@ -66,7 +66,7 @@
       </w:pPr>
       <w:r>
         <w:rPr/>
-        <w:t xml:space="preserve">     2026 年 9 月   </w:t>
+        <w:t xml:space="preserve">     2026 年 10 月   </w:t>
       </w:r>
     </w:p>
     <w:p>
@@ -224,6 +224,21 @@
         <w:spacing w:lineRule="auto"/>
       </w:pPr>
       <w:r>
+        <w:rPr>
+          <w:b/>
+        </w:rPr>
+        <w:t xml:space="preserve">图表索引：</w:t>
+      </w:r>
+      <w:r>
+        <w:rPr/>
+        <w:t xml:space="preserve">正文含 7 张表格（表 1 – 表 7）与 14 张实机界面截图（图 1 – 图 14）。</w:t>
+      </w:r>
+    </w:p>
+    <w:p>
+      <w:pPr>
+        <w:spacing w:lineRule="auto"/>
+      </w:pPr>
+      <w:r>
         <w:rPr/>
         <w:t xml:space="preserve"/>
       </w:r>
@@ -394,7 +409,7 @@
       </w:pPr>
       <w:r>
         <w:rPr/>
-        <w:t xml:space="preserve">隐私优先：数据默认只存本机，不上云。</w:t>
+        <w:t xml:space="preserve">隐私优先：数据默认只存本机；云备份为可选开关，默认关闭。</w:t>
       </w:r>
     </w:p>
     <w:p>
@@ -442,6 +457,15 @@
       <w:r>
         <w:rPr/>
         <w:t xml:space="preserve">2.1 用户痛点</w:t>
+      </w:r>
+    </w:p>
+    <w:p>
+      <w:pPr>
+        <w:spacing w:lineRule="auto"/>
+      </w:pPr>
+      <w:r>
+        <w:rPr/>
+        <w:t xml:space="preserve">表 1　目标用户核心痛点</w:t>
       </w:r>
     </w:p>
     <w:tbl>
@@ -740,6 +764,15 @@
       <w:r>
         <w:rPr/>
         <w:t xml:space="preserve">2.2 功能需求列表</w:t>
+      </w:r>
+    </w:p>
+    <w:p>
+      <w:pPr>
+        <w:spacing w:lineRule="auto"/>
+      </w:pPr>
+      <w:r>
+        <w:rPr/>
+        <w:t xml:space="preserve">表 2　功能需求列表</w:t>
       </w:r>
     </w:p>
     <w:tbl>
@@ -883,7 +916,7 @@
             </w:pPr>
             <w:r>
               <w:rPr/>
-              <w:t xml:space="preserve">出行 / 节能 / 回收 / 餐饮 4 大类共 13 种行为，按排放因子自动计算减排量与积分。</w:t>
+              <w:t xml:space="preserve">出行 / 节能 / 回收 / 餐饮 4 大类共 13 种行为，按排放因子自动计算减排量与积分（单条不低于 5 分，每日记录积分上限 300 分）。</w:t>
             </w:r>
           </w:p>
         </w:tc>
@@ -988,26 +1021,46 @@
             </w:pPr>
             <w:r>
               <w:rPr/>
-              <w:t xml:space="preserve">数据看板</w:t>
-            </w:r>
-          </w:p>
-        </w:tc>
-        <w:tc>
-          <w:tcPr>
-            <w:tcBorders>
-              <w:top w:val="single" w:sz="1" w:space="0" w:color="000000"/>
-              <w:bottom w:val="single" w:sz="1" w:space="0" w:color="000000"/>
-              <w:left w:val="single" w:sz="1" w:space="0" w:color="000000"/>
-              <w:right w:val="single" w:sz="1" w:space="0" w:color="000000"/>
-            </w:tcBorders>
-          </w:tcPr>
-          <w:p>
-            <w:pPr>
-              <w:spacing w:lineRule="auto"/>
-            </w:pPr>
-            <w:r>
-              <w:rPr/>
-              <w:t xml:space="preserve">日 / 周 / 月 / 年趋势（折线、柱状、饼图），最近记录，CSV / JSON 导出。</w:t>
+              <w:t xml:space="preserve">数据看板与数据管理</w:t>
+            </w:r>
+          </w:p>
+        </w:tc>
+        <w:tc>
+          <w:tcPr>
+            <w:tcBorders>
+              <w:top w:val="single" w:sz="1" w:space="0" w:color="000000"/>
+              <w:bottom w:val="single" w:sz="1" w:space="0" w:color="000000"/>
+              <w:left w:val="single" w:sz="1" w:space="0" w:color="000000"/>
+              <w:right w:val="single" w:sz="1" w:space="0" w:color="000000"/>
+            </w:tcBorders>
+          </w:tcPr>
+          <w:p>
+            <w:pPr>
+              <w:spacing w:lineRule="auto"/>
+            </w:pPr>
+            <w:r>
+              <w:rPr/>
+              <w:t xml:space="preserve">日 / 周 / 月 / 年趋势（折线、柱状、饼图），最近记录；支持 </w:t>
+            </w:r>
+          </w:p>
+          <w:p>
+            <w:pPr>
+              <w:spacing w:lineRule="auto"/>
+            </w:pPr>
+            <w:r>
+              <w:rPr>
+                <w:b/>
+              </w:rPr>
+              <w:t xml:space="preserve">CSV / JSON 导入与导出</w:t>
+            </w:r>
+          </w:p>
+          <w:p>
+            <w:pPr>
+              <w:spacing w:lineRule="auto"/>
+            </w:pPr>
+            <w:r>
+              <w:rPr/>
+              <w:t xml:space="preserve">（RFC 4180 转义 + UTF-8 BOM）与清空。</w:t>
             </w:r>
           </w:p>
         </w:tc>
@@ -1322,6 +1375,68 @@
           </w:p>
         </w:tc>
       </w:tr>
+      <w:tr>
+        <w:trPr>
+          <w:cantSplit/>
+        </w:trPr>
+        <w:tc>
+          <w:tcPr>
+            <w:tcBorders>
+              <w:top w:val="single" w:sz="1" w:space="0" w:color="000000"/>
+              <w:bottom w:val="single" w:sz="1" w:space="0" w:color="000000"/>
+              <w:left w:val="single" w:sz="1" w:space="0" w:color="000000"/>
+              <w:right w:val="single" w:sz="1" w:space="0" w:color="000000"/>
+            </w:tcBorders>
+          </w:tcPr>
+          <w:p>
+            <w:pPr>
+              <w:spacing w:lineRule="auto"/>
+            </w:pPr>
+            <w:r>
+              <w:rPr/>
+              <w:t xml:space="preserve">F9</w:t>
+            </w:r>
+          </w:p>
+        </w:tc>
+        <w:tc>
+          <w:tcPr>
+            <w:tcBorders>
+              <w:top w:val="single" w:sz="1" w:space="0" w:color="000000"/>
+              <w:bottom w:val="single" w:sz="1" w:space="0" w:color="000000"/>
+              <w:left w:val="single" w:sz="1" w:space="0" w:color="000000"/>
+              <w:right w:val="single" w:sz="1" w:space="0" w:color="000000"/>
+            </w:tcBorders>
+          </w:tcPr>
+          <w:p>
+            <w:pPr>
+              <w:spacing w:lineRule="auto"/>
+            </w:pPr>
+            <w:r>
+              <w:rPr/>
+              <w:t xml:space="preserve">数据备份与恢复</w:t>
+            </w:r>
+          </w:p>
+        </w:tc>
+        <w:tc>
+          <w:tcPr>
+            <w:tcBorders>
+              <w:top w:val="single" w:sz="1" w:space="0" w:color="000000"/>
+              <w:bottom w:val="single" w:sz="1" w:space="0" w:color="000000"/>
+              <w:left w:val="single" w:sz="1" w:space="0" w:color="000000"/>
+              <w:right w:val="single" w:sz="1" w:space="0" w:color="000000"/>
+            </w:tcBorders>
+          </w:tcPr>
+          <w:p>
+            <w:pPr>
+              <w:spacing w:lineRule="auto"/>
+            </w:pPr>
+            <w:r>
+              <w:rPr/>
+              <w:t xml:space="preserve">本地整包快照（记录 + 兑换 + 任务奖励）备份 / 恢复与去重合并；可选 AGC 云存储备份开关，默认关闭。</w:t>
+            </w:r>
+          </w:p>
+        </w:tc>
+      </w:tr>
     </w:tbl>
     <w:p>
       <w:pPr>
@@ -1339,6 +1454,15 @@
       <w:r>
         <w:rPr/>
         <w:t xml:space="preserve">2.3 非功能需求</w:t>
+      </w:r>
+    </w:p>
+    <w:p>
+      <w:pPr>
+        <w:spacing w:lineRule="auto"/>
+      </w:pPr>
+      <w:r>
+        <w:rPr/>
+        <w:t xml:space="preserve">表 3　非功能需求</w:t>
       </w:r>
     </w:p>
     <w:tbl>
@@ -1443,7 +1567,7 @@
             </w:pPr>
             <w:r>
               <w:rPr/>
-              <w:t xml:space="preserve">记录保存与页面切换流畅；图表入场动画受「减弱动效」控制。</w:t>
+              <w:t xml:space="preserve">记录保存与页面切换流畅；图表入场动画受「减弱动效」开关控制。</w:t>
             </w:r>
           </w:p>
         </w:tc>
@@ -1486,7 +1610,27 @@
             </w:pPr>
             <w:r>
               <w:rPr/>
-              <w:t xml:space="preserve">记录仅本机存储；AI 识图本机完成；家庭同步不经第三方服务器。</w:t>
+              <w:t xml:space="preserve">记录</w:t>
+            </w:r>
+          </w:p>
+          <w:p>
+            <w:pPr>
+              <w:spacing w:lineRule="auto"/>
+            </w:pPr>
+            <w:r>
+              <w:rPr>
+                <w:b/>
+              </w:rPr>
+              <w:t xml:space="preserve">默认仅本机存储</w:t>
+            </w:r>
+          </w:p>
+          <w:p>
+            <w:pPr>
+              <w:spacing w:lineRule="auto"/>
+            </w:pPr>
+            <w:r>
+              <w:rPr/>
+              <w:t xml:space="preserve">，云备份为可选开关且默认关闭；AI 识图本机完成；家庭同步不经第三方服务器。</w:t>
             </w:r>
           </w:p>
         </w:tc>
@@ -1510,26 +1654,26 @@
             </w:pPr>
             <w:r>
               <w:rPr/>
-              <w:t xml:space="preserve">可用性</w:t>
-            </w:r>
-          </w:p>
-        </w:tc>
-        <w:tc>
-          <w:tcPr>
-            <w:tcBorders>
-              <w:top w:val="single" w:sz="1" w:space="0" w:color="000000"/>
-              <w:bottom w:val="single" w:sz="1" w:space="0" w:color="000000"/>
-              <w:left w:val="single" w:sz="1" w:space="0" w:color="000000"/>
-              <w:right w:val="single" w:sz="1" w:space="0" w:color="000000"/>
-            </w:tcBorders>
-          </w:tcPr>
-          <w:p>
-            <w:pPr>
-              <w:spacing w:lineRule="auto"/>
-            </w:pPr>
-            <w:r>
-              <w:rPr/>
-              <w:t xml:space="preserve">深浅双主题；关键读数清晰；重要操作（删除 / 清空）二次确认。</w:t>
+              <w:t xml:space="preserve">健壮性</w:t>
+            </w:r>
+          </w:p>
+        </w:tc>
+        <w:tc>
+          <w:tcPr>
+            <w:tcBorders>
+              <w:top w:val="single" w:sz="1" w:space="0" w:color="000000"/>
+              <w:bottom w:val="single" w:sz="1" w:space="0" w:color="000000"/>
+              <w:left w:val="single" w:sz="1" w:space="0" w:color="000000"/>
+              <w:right w:val="single" w:sz="1" w:space="0" w:color="000000"/>
+            </w:tcBorders>
+          </w:tcPr>
+          <w:p>
+            <w:pPr>
+              <w:spacing w:lineRule="auto"/>
+            </w:pPr>
+            <w:r>
+              <w:rPr/>
+              <w:t xml:space="preserve">导入（JSON / CSV / 整包快照）逐字段校验与归一化：丢弃无 ID 记录、数值 clamp、单条积分封顶、拒绝异常时间戳。</w:t>
             </w:r>
           </w:p>
         </w:tc>
@@ -1553,26 +1697,26 @@
             </w:pPr>
             <w:r>
               <w:rPr/>
-              <w:t xml:space="preserve">可维护性</w:t>
-            </w:r>
-          </w:p>
-        </w:tc>
-        <w:tc>
-          <w:tcPr>
-            <w:tcBorders>
-              <w:top w:val="single" w:sz="1" w:space="0" w:color="000000"/>
-              <w:bottom w:val="single" w:sz="1" w:space="0" w:color="000000"/>
-              <w:left w:val="single" w:sz="1" w:space="0" w:color="000000"/>
-              <w:right w:val="single" w:sz="1" w:space="0" w:color="000000"/>
-            </w:tcBorders>
-          </w:tcPr>
-          <w:p>
-            <w:pPr>
-              <w:spacing w:lineRule="auto"/>
-            </w:pPr>
-            <w:r>
-              <w:rPr/>
-              <w:t xml:space="preserve">颜色 / 字号 / 间距 / 圆角统一走设计 token，禁止硬编码。</w:t>
+              <w:t xml:space="preserve">可用性</w:t>
+            </w:r>
+          </w:p>
+        </w:tc>
+        <w:tc>
+          <w:tcPr>
+            <w:tcBorders>
+              <w:top w:val="single" w:sz="1" w:space="0" w:color="000000"/>
+              <w:bottom w:val="single" w:sz="1" w:space="0" w:color="000000"/>
+              <w:left w:val="single" w:sz="1" w:space="0" w:color="000000"/>
+              <w:right w:val="single" w:sz="1" w:space="0" w:color="000000"/>
+            </w:tcBorders>
+          </w:tcPr>
+          <w:p>
+            <w:pPr>
+              <w:spacing w:lineRule="auto"/>
+            </w:pPr>
+            <w:r>
+              <w:rPr/>
+              <w:t xml:space="preserve">深浅双主题；关键读数清晰；重要操作（删除 / 清空）二次确认。</w:t>
             </w:r>
           </w:p>
         </w:tc>
@@ -1596,6 +1740,49 @@
             </w:pPr>
             <w:r>
               <w:rPr/>
+              <w:t xml:space="preserve">可维护性</w:t>
+            </w:r>
+          </w:p>
+        </w:tc>
+        <w:tc>
+          <w:tcPr>
+            <w:tcBorders>
+              <w:top w:val="single" w:sz="1" w:space="0" w:color="000000"/>
+              <w:bottom w:val="single" w:sz="1" w:space="0" w:color="000000"/>
+              <w:left w:val="single" w:sz="1" w:space="0" w:color="000000"/>
+              <w:right w:val="single" w:sz="1" w:space="0" w:color="000000"/>
+            </w:tcBorders>
+          </w:tcPr>
+          <w:p>
+            <w:pPr>
+              <w:spacing w:lineRule="auto"/>
+            </w:pPr>
+            <w:r>
+              <w:rPr/>
+              <w:t xml:space="preserve">颜色 / 字号 / 间距 / 圆角统一走设计 token，禁止硬编码。</w:t>
+            </w:r>
+          </w:p>
+        </w:tc>
+      </w:tr>
+      <w:tr>
+        <w:trPr>
+          <w:cantSplit/>
+        </w:trPr>
+        <w:tc>
+          <w:tcPr>
+            <w:tcBorders>
+              <w:top w:val="single" w:sz="1" w:space="0" w:color="000000"/>
+              <w:bottom w:val="single" w:sz="1" w:space="0" w:color="000000"/>
+              <w:left w:val="single" w:sz="1" w:space="0" w:color="000000"/>
+              <w:right w:val="single" w:sz="1" w:space="0" w:color="000000"/>
+            </w:tcBorders>
+          </w:tcPr>
+          <w:p>
+            <w:pPr>
+              <w:spacing w:lineRule="auto"/>
+            </w:pPr>
+            <w:r>
+              <w:rPr/>
               <w:t xml:space="preserve">国际化</w:t>
             </w:r>
           </w:p>
@@ -1661,6 +1848,15 @@
       <w:r>
         <w:rPr/>
         <w:t xml:space="preserve">3.1 技术栈</w:t>
+      </w:r>
+    </w:p>
+    <w:p>
+      <w:pPr>
+        <w:spacing w:lineRule="auto"/>
+      </w:pPr>
+      <w:r>
+        <w:rPr/>
+        <w:t xml:space="preserve">表 4　技术栈与核心能力</w:t>
       </w:r>
     </w:p>
     <w:tbl>
@@ -1894,7 +2090,7 @@
             </w:pPr>
             <w:r>
               <w:rPr/>
-              <w:t xml:space="preserve">HarmonyOS / OpenHarmony，compatibleSdkVersion 26.0.0</w:t>
+              <w:t xml:space="preserve">HarmonyOS / OpenHarmony，compatibleSdkVersion 26.0.0；deviceTypes：phone / tablet</w:t>
             </w:r>
           </w:p>
         </w:tc>
@@ -1942,6 +2138,69 @@
           </w:p>
         </w:tc>
       </w:tr>
+      <w:tr>
+        <w:trPr>
+          <w:cantSplit/>
+        </w:trPr>
+        <w:tc>
+          <w:tcPr>
+            <w:tcBorders>
+              <w:top w:val="single" w:sz="1" w:space="0" w:color="000000"/>
+              <w:bottom w:val="single" w:sz="1" w:space="0" w:color="000000"/>
+              <w:left w:val="single" w:sz="1" w:space="0" w:color="000000"/>
+              <w:right w:val="single" w:sz="1" w:space="0" w:color="000000"/>
+            </w:tcBorders>
+          </w:tcPr>
+          <w:p>
+            <w:pPr>
+              <w:spacing w:lineRule="auto"/>
+            </w:pPr>
+            <w:r>
+              <w:rPr/>
+              <w:t xml:space="preserve">数据备份</w:t>
+            </w:r>
+          </w:p>
+        </w:tc>
+        <w:tc>
+          <w:tcPr>
+            <w:tcBorders>
+              <w:top w:val="single" w:sz="1" w:space="0" w:color="000000"/>
+              <w:bottom w:val="single" w:sz="1" w:space="0" w:color="000000"/>
+              <w:left w:val="single" w:sz="1" w:space="0" w:color="000000"/>
+              <w:right w:val="single" w:sz="1" w:space="0" w:color="000000"/>
+            </w:tcBorders>
+          </w:tcPr>
+          <w:p>
+            <w:pPr>
+              <w:spacing w:lineRule="auto"/>
+            </w:pPr>
+            <w:r>
+              <w:rPr/>
+              <w:t xml:space="preserve">本地整包快照（JSON 文件，经 @kit.CoreFileKit 读写）+ 可选 AGC 云存储（需 </w:t>
+            </w:r>
+          </w:p>
+          <w:p>
+            <w:pPr>
+              <w:spacing w:lineRule="auto"/>
+            </w:pPr>
+            <w:r>
+              <w:rPr>
+                <w:highlight w:val="lightGray"/>
+              </w:rPr>
+              <w:t xml:space="preserve">ohos.permission.INTERNET</w:t>
+            </w:r>
+          </w:p>
+          <w:p>
+            <w:pPr>
+              <w:spacing w:lineRule="auto"/>
+            </w:pPr>
+            <w:r>
+              <w:rPr/>
+              <w:t xml:space="preserve">）</w:t>
+            </w:r>
+          </w:p>
+        </w:tc>
+      </w:tr>
     </w:tbl>
     <w:p>
       <w:pPr>
@@ -2066,7 +2325,7 @@
       </w:pPr>
       <w:r>
         <w:rPr/>
-        <w:t xml:space="preserve">：CarbonStore 数据单例 · CarbonFactors 行为因子 · FamilyService 家庭 · MallService 权益商城 · ReminderService 提醒 · VisionService 识图 · Rewards 积分 / 徽章 / 任务</w:t>
+        <w:t xml:space="preserve">：CarbonStore 数据单例 · CarbonFactors 行为因子 · FamilyService 家庭 · MallService 权益商城 · ReminderService 提醒 · VisionService 识图 · BackupService 备份 / 恢复 · Rewards 积分 / 徽章 / 任务</w:t>
       </w:r>
     </w:p>
     <w:p>
@@ -2093,7 +2352,7 @@
       </w:pPr>
       <w:r>
         <w:rPr/>
-        <w:t xml:space="preserve">：Preferences 本机存储 · DistributedDataObject 分布式数据 · CoreVisionKit 端侧 AI · 后台代理提醒</w:t>
+        <w:t xml:space="preserve">：Preferences 本机存储 · DistributedDataObject 分布式数据 · CoreVisionKit 端侧 AI · 后台代理提醒 · 本地整包快照 / AGC 云存储</w:t>
       </w:r>
     </w:p>
     <w:p>
@@ -2191,11 +2450,30 @@
         <w:rPr>
           <w:b/>
         </w:rPr>
-        <w:t xml:space="preserve">导出</w:t>
-      </w:r>
-      <w:r>
-        <w:rPr/>
-        <w:t xml:space="preserve">：支持 CSV（RFC 4180 转义 + UTF-8 BOM）与 JSON，便于备份与迁移。</w:t>
+        <w:t xml:space="preserve">导入与导出</w:t>
+      </w:r>
+      <w:r>
+        <w:rPr/>
+        <w:t xml:space="preserve">：支持 CSV（RFC 4180 转义 + UTF-8 BOM）与 JSON 的导出与导入；导入时逐字段校验归一化，保证坏数据不污染本机状态。</w:t>
+      </w:r>
+    </w:p>
+    <w:p>
+      <w:pPr>
+        <w:numPr>
+          <w:ilvl w:val="0"/>
+          <w:numId w:val="4"/>
+        </w:numPr>
+        <w:spacing w:lineRule="auto"/>
+      </w:pPr>
+      <w:r>
+        <w:rPr>
+          <w:b/>
+        </w:rPr>
+        <w:t xml:space="preserve">备份与恢复</w:t>
+      </w:r>
+      <w:r>
+        <w:rPr/>
+        <w:t xml:space="preserve">：本地整包快照（记录 + 兑换 + 任务奖励）导出与去重合并恢复；可选开启 AGC 云存储备份，开关默认关闭，未开启时与纯本地应用行为一致。</w:t>
       </w:r>
     </w:p>
     <w:p>
@@ -2249,14 +2527,14 @@
         <w:rPr/>
         <w:drawing>
           <wp:inline distB="0" distL="0" distR="0" distT="0">
-            <wp:extent cx="5486400" cy="12056102"/>
+            <wp:extent cx="1714500" cy="3767532"/>
             <wp:effectExtent b="0" l="0" r="0" t="0"/>
-            <wp:docPr id="2" name="image-ITQyii3ahan8VMxoYKQZK.jpeg"/>
+            <wp:docPr id="2" name="image-XIPhrBPmqfhUjdmIAndPU.jpeg"/>
             <a:graphic>
               <a:graphicData uri="http://schemas.openxmlformats.org/drawingml/2006/picture">
                 <pic:pic>
                   <pic:nvPicPr>
-                    <pic:cNvPr id="2" name="image-ITQyii3ahan8VMxoYKQZK.jpeg" descr=""/>
+                    <pic:cNvPr id="2" name="image-XIPhrBPmqfhUjdmIAndPU.jpeg" descr=""/>
                     <pic:cNvPicPr/>
                   </pic:nvPicPr>
                   <pic:blipFill>
@@ -2269,7 +2547,7 @@
                   <pic:spPr>
                     <a:xfrm>
                       <a:off x="0" y="0"/>
-                      <a:ext cx="5486400" cy="12056102"/>
+                      <a:ext cx="1714500" cy="3767532"/>
                     </a:xfrm>
                     <a:prstGeom prst="rect"/>
                   </pic:spPr>
@@ -2297,14 +2575,14 @@
         <w:rPr/>
         <w:drawing>
           <wp:inline distB="0" distL="0" distR="0" distT="0">
-            <wp:extent cx="5486400" cy="12056102"/>
+            <wp:extent cx="1714500" cy="3767532"/>
             <wp:effectExtent b="0" l="0" r="0" t="0"/>
-            <wp:docPr id="4" name="image-WtJ1I8DgLBEBDfGUW3W4l.jpeg"/>
+            <wp:docPr id="4" name="image-CiQYsV5GOGPoQf0W5KAp8.jpeg"/>
             <a:graphic>
               <a:graphicData uri="http://schemas.openxmlformats.org/drawingml/2006/picture">
                 <pic:pic>
                   <pic:nvPicPr>
-                    <pic:cNvPr id="4" name="image-WtJ1I8DgLBEBDfGUW3W4l.jpeg" descr=""/>
+                    <pic:cNvPr id="4" name="image-CiQYsV5GOGPoQf0W5KAp8.jpeg" descr=""/>
                     <pic:cNvPicPr/>
                   </pic:nvPicPr>
                   <pic:blipFill>
@@ -2317,7 +2595,7 @@
                   <pic:spPr>
                     <a:xfrm>
                       <a:off x="0" y="0"/>
-                      <a:ext cx="5486400" cy="12056102"/>
+                      <a:ext cx="1714500" cy="3767532"/>
                     </a:xfrm>
                     <a:prstGeom prst="rect"/>
                   </pic:spPr>
@@ -2364,14 +2642,14 @@
         <w:rPr/>
         <w:drawing>
           <wp:inline distB="0" distL="0" distR="0" distT="0">
-            <wp:extent cx="5486400" cy="12056102"/>
+            <wp:extent cx="1714500" cy="3767532"/>
             <wp:effectExtent b="0" l="0" r="0" t="0"/>
-            <wp:docPr id="6" name="image-UeCyx6ykBr6rLppyLf7QL.jpeg"/>
+            <wp:docPr id="6" name="image-keaWqd6ltAVcNPAABqjxF.jpeg"/>
             <a:graphic>
               <a:graphicData uri="http://schemas.openxmlformats.org/drawingml/2006/picture">
                 <pic:pic>
                   <pic:nvPicPr>
-                    <pic:cNvPr id="6" name="image-UeCyx6ykBr6rLppyLf7QL.jpeg" descr=""/>
+                    <pic:cNvPr id="6" name="image-keaWqd6ltAVcNPAABqjxF.jpeg" descr=""/>
                     <pic:cNvPicPr/>
                   </pic:nvPicPr>
                   <pic:blipFill>
@@ -2384,7 +2662,7 @@
                   <pic:spPr>
                     <a:xfrm>
                       <a:off x="0" y="0"/>
-                      <a:ext cx="5486400" cy="12056102"/>
+                      <a:ext cx="1714500" cy="3767532"/>
                     </a:xfrm>
                     <a:prstGeom prst="rect"/>
                   </pic:spPr>
@@ -2412,14 +2690,14 @@
         <w:rPr/>
         <w:drawing>
           <wp:inline distB="0" distL="0" distR="0" distT="0">
-            <wp:extent cx="5486400" cy="12056102"/>
+            <wp:extent cx="1714500" cy="3767532"/>
             <wp:effectExtent b="0" l="0" r="0" t="0"/>
-            <wp:docPr id="8" name="image-KpzqTKMV-UxuXd4G04uj5.jpeg"/>
+            <wp:docPr id="8" name="image-ztI7Yz0K0Lg1ApK7K4yCN.jpeg"/>
             <a:graphic>
               <a:graphicData uri="http://schemas.openxmlformats.org/drawingml/2006/picture">
                 <pic:pic>
                   <pic:nvPicPr>
-                    <pic:cNvPr id="8" name="image-KpzqTKMV-UxuXd4G04uj5.jpeg" descr=""/>
+                    <pic:cNvPr id="8" name="image-ztI7Yz0K0Lg1ApK7K4yCN.jpeg" descr=""/>
                     <pic:cNvPicPr/>
                   </pic:nvPicPr>
                   <pic:blipFill>
@@ -2432,7 +2710,7 @@
                   <pic:spPr>
                     <a:xfrm>
                       <a:off x="0" y="0"/>
-                      <a:ext cx="5486400" cy="12056102"/>
+                      <a:ext cx="1714500" cy="3767532"/>
                     </a:xfrm>
                     <a:prstGeom prst="rect"/>
                   </pic:spPr>
@@ -2479,14 +2757,14 @@
         <w:rPr/>
         <w:drawing>
           <wp:inline distB="0" distL="0" distR="0" distT="0">
-            <wp:extent cx="5486400" cy="12056102"/>
+            <wp:extent cx="1714500" cy="3767532"/>
             <wp:effectExtent b="0" l="0" r="0" t="0"/>
-            <wp:docPr id="10" name="image-psttHFszXEk5U8gUQ6Hrz.jpeg"/>
+            <wp:docPr id="10" name="image-6KE_zjV9ZaDXjdactchP2.jpeg"/>
             <a:graphic>
               <a:graphicData uri="http://schemas.openxmlformats.org/drawingml/2006/picture">
                 <pic:pic>
                   <pic:nvPicPr>
-                    <pic:cNvPr id="10" name="image-psttHFszXEk5U8gUQ6Hrz.jpeg" descr=""/>
+                    <pic:cNvPr id="10" name="image-6KE_zjV9ZaDXjdactchP2.jpeg" descr=""/>
                     <pic:cNvPicPr/>
                   </pic:nvPicPr>
                   <pic:blipFill>
@@ -2499,7 +2777,7 @@
                   <pic:spPr>
                     <a:xfrm>
                       <a:off x="0" y="0"/>
-                      <a:ext cx="5486400" cy="12056102"/>
+                      <a:ext cx="1714500" cy="3767532"/>
                     </a:xfrm>
                     <a:prstGeom prst="rect"/>
                   </pic:spPr>
@@ -2526,16 +2804,26 @@
       </w:pPr>
       <w:r>
         <w:rPr/>
-        <w:t xml:space="preserve">4.4 数据看板（F3）</w:t>
-      </w:r>
-    </w:p>
-    <w:p>
-      <w:pPr>
-        <w:spacing w:lineRule="auto"/>
-      </w:pPr>
-      <w:r>
-        <w:rPr/>
-        <w:t xml:space="preserve">按日 / 周 / 月 / 年聚合减排量与积分，折线图展示趋势（数据点稀疏时改用柱状，避免误导），饼图展示类别占比；下方为最近记录，并提供本地数据管理（导出 CSV / JSON、导入、清空）。</w:t>
+        <w:t xml:space="preserve">4.4 数据看板与数据管理（F3）</w:t>
+      </w:r>
+    </w:p>
+    <w:p>
+      <w:pPr>
+        <w:spacing w:lineRule="auto"/>
+      </w:pPr>
+      <w:r>
+        <w:rPr/>
+        <w:t xml:space="preserve">按日 / 周 / 月 / 年聚合减排量与积分，折线图展示趋势（数据点稀疏时改用柱状，避免误导），饼图展示类别占比；汇总卡片、趋势图与类别占比</w:t>
+      </w:r>
+      <w:r>
+        <w:rPr>
+          <w:b/>
+        </w:rPr>
+        <w:t xml:space="preserve">统一跟随所选周期</w:t>
+      </w:r>
+      <w:r>
+        <w:rPr/>
+        <w:t xml:space="preserve">。下方为最近记录与本地数据管理区，可导出 / 导入 CSV 与 JSON、清空数据；导出含 UTF-8 BOM 与 RFC 4180 转义，导入逐字段校验归一化。</w:t>
       </w:r>
     </w:p>
     <w:p>
@@ -2546,14 +2834,14 @@
         <w:rPr/>
         <w:drawing>
           <wp:inline distB="0" distL="0" distR="0" distT="0">
-            <wp:extent cx="5486400" cy="12056102"/>
+            <wp:extent cx="1714500" cy="3767532"/>
             <wp:effectExtent b="0" l="0" r="0" t="0"/>
-            <wp:docPr id="12" name="image-c5x3KNd4wLYKpMfqnhR_c.jpeg"/>
+            <wp:docPr id="12" name="image-5CgCXm99_nG0lTyOh45hl.jpeg"/>
             <a:graphic>
               <a:graphicData uri="http://schemas.openxmlformats.org/drawingml/2006/picture">
                 <pic:pic>
                   <pic:nvPicPr>
-                    <pic:cNvPr id="12" name="image-c5x3KNd4wLYKpMfqnhR_c.jpeg" descr=""/>
+                    <pic:cNvPr id="12" name="image-5CgCXm99_nG0lTyOh45hl.jpeg" descr=""/>
                     <pic:cNvPicPr/>
                   </pic:nvPicPr>
                   <pic:blipFill>
@@ -2566,7 +2854,7 @@
                   <pic:spPr>
                     <a:xfrm>
                       <a:off x="0" y="0"/>
-                      <a:ext cx="5486400" cy="12056102"/>
+                      <a:ext cx="1714500" cy="3767532"/>
                     </a:xfrm>
                     <a:prstGeom prst="rect"/>
                   </pic:spPr>
@@ -2594,14 +2882,14 @@
         <w:rPr/>
         <w:drawing>
           <wp:inline distB="0" distL="0" distR="0" distT="0">
-            <wp:extent cx="5486400" cy="12056102"/>
+            <wp:extent cx="1714500" cy="3767532"/>
             <wp:effectExtent b="0" l="0" r="0" t="0"/>
-            <wp:docPr id="14" name="image-Nmu9n9yuODaaIg-lOMGT1.jpeg"/>
+            <wp:docPr id="14" name="image-5HuyHDatQ8JCPYVycf9aD.jpeg"/>
             <a:graphic>
               <a:graphicData uri="http://schemas.openxmlformats.org/drawingml/2006/picture">
                 <pic:pic>
                   <pic:nvPicPr>
-                    <pic:cNvPr id="14" name="image-Nmu9n9yuODaaIg-lOMGT1.jpeg" descr=""/>
+                    <pic:cNvPr id="14" name="image-5HuyHDatQ8JCPYVycf9aD.jpeg" descr=""/>
                     <pic:cNvPicPr/>
                   </pic:nvPicPr>
                   <pic:blipFill>
@@ -2614,7 +2902,7 @@
                   <pic:spPr>
                     <a:xfrm>
                       <a:off x="0" y="0"/>
-                      <a:ext cx="5486400" cy="12056102"/>
+                      <a:ext cx="1714500" cy="3767532"/>
                     </a:xfrm>
                     <a:prstGeom prst="rect"/>
                   </pic:spPr>
@@ -2642,14 +2930,14 @@
         <w:rPr/>
         <w:drawing>
           <wp:inline distB="0" distL="0" distR="0" distT="0">
-            <wp:extent cx="5486400" cy="12056102"/>
+            <wp:extent cx="1714500" cy="3767532"/>
             <wp:effectExtent b="0" l="0" r="0" t="0"/>
-            <wp:docPr id="16" name="image-3llT23HkoFUJDtMMon8P-.jpeg"/>
+            <wp:docPr id="16" name="image-DeMX_HrY8Cop5TF1qaiBn.jpeg"/>
             <a:graphic>
               <a:graphicData uri="http://schemas.openxmlformats.org/drawingml/2006/picture">
                 <pic:pic>
                   <pic:nvPicPr>
-                    <pic:cNvPr id="16" name="image-3llT23HkoFUJDtMMon8P-.jpeg" descr=""/>
+                    <pic:cNvPr id="16" name="image-DeMX_HrY8Cop5TF1qaiBn.jpeg" descr=""/>
                     <pic:cNvPicPr/>
                   </pic:nvPicPr>
                   <pic:blipFill>
@@ -2662,7 +2950,7 @@
                   <pic:spPr>
                     <a:xfrm>
                       <a:off x="0" y="0"/>
-                      <a:ext cx="5486400" cy="12056102"/>
+                      <a:ext cx="1714500" cy="3767532"/>
                     </a:xfrm>
                     <a:prstGeom prst="rect"/>
                   </pic:spPr>
@@ -2709,14 +2997,14 @@
         <w:rPr/>
         <w:drawing>
           <wp:inline distB="0" distL="0" distR="0" distT="0">
-            <wp:extent cx="5486400" cy="12056102"/>
+            <wp:extent cx="1714500" cy="3767532"/>
             <wp:effectExtent b="0" l="0" r="0" t="0"/>
-            <wp:docPr id="18" name="image-PHZUMvOxxg22O9nH1yq71.jpeg"/>
+            <wp:docPr id="18" name="image-OJqD9e6OEDQAjqKUrJepX.jpeg"/>
             <a:graphic>
               <a:graphicData uri="http://schemas.openxmlformats.org/drawingml/2006/picture">
                 <pic:pic>
                   <pic:nvPicPr>
-                    <pic:cNvPr id="18" name="image-PHZUMvOxxg22O9nH1yq71.jpeg" descr=""/>
+                    <pic:cNvPr id="18" name="image-OJqD9e6OEDQAjqKUrJepX.jpeg" descr=""/>
                     <pic:cNvPicPr/>
                   </pic:nvPicPr>
                   <pic:blipFill>
@@ -2729,7 +3017,7 @@
                   <pic:spPr>
                     <a:xfrm>
                       <a:off x="0" y="0"/>
-                      <a:ext cx="5486400" cy="12056102"/>
+                      <a:ext cx="1714500" cy="3767532"/>
                     </a:xfrm>
                     <a:prstGeom prst="rect"/>
                   </pic:spPr>
@@ -2757,14 +3045,14 @@
         <w:rPr/>
         <w:drawing>
           <wp:inline distB="0" distL="0" distR="0" distT="0">
-            <wp:extent cx="5486400" cy="12056102"/>
+            <wp:extent cx="1714500" cy="3767532"/>
             <wp:effectExtent b="0" l="0" r="0" t="0"/>
-            <wp:docPr id="20" name="image-Rj7RVKaBhjAZfQsKnf1lT.jpeg"/>
+            <wp:docPr id="20" name="image-UCNKlEBh2P-GLwfQCouMv.jpeg"/>
             <a:graphic>
               <a:graphicData uri="http://schemas.openxmlformats.org/drawingml/2006/picture">
                 <pic:pic>
                   <pic:nvPicPr>
-                    <pic:cNvPr id="20" name="image-Rj7RVKaBhjAZfQsKnf1lT.jpeg" descr=""/>
+                    <pic:cNvPr id="20" name="image-UCNKlEBh2P-GLwfQCouMv.jpeg" descr=""/>
                     <pic:cNvPicPr/>
                   </pic:nvPicPr>
                   <pic:blipFill>
@@ -2777,7 +3065,7 @@
                   <pic:spPr>
                     <a:xfrm>
                       <a:off x="0" y="0"/>
-                      <a:ext cx="5486400" cy="12056102"/>
+                      <a:ext cx="1714500" cy="3767532"/>
                     </a:xfrm>
                     <a:prstGeom prst="rect"/>
                   </pic:spPr>
@@ -2824,14 +3112,14 @@
         <w:rPr/>
         <w:drawing>
           <wp:inline distB="0" distL="0" distR="0" distT="0">
-            <wp:extent cx="5486400" cy="12056102"/>
+            <wp:extent cx="1714500" cy="3767532"/>
             <wp:effectExtent b="0" l="0" r="0" t="0"/>
-            <wp:docPr id="22" name="image-GFErd8Q_H2_TWBShdVoNc.jpeg"/>
+            <wp:docPr id="22" name="image-1zwLwoetHdg4-1IkcWGfd.jpeg"/>
             <a:graphic>
               <a:graphicData uri="http://schemas.openxmlformats.org/drawingml/2006/picture">
                 <pic:pic>
                   <pic:nvPicPr>
-                    <pic:cNvPr id="22" name="image-GFErd8Q_H2_TWBShdVoNc.jpeg" descr=""/>
+                    <pic:cNvPr id="22" name="image-1zwLwoetHdg4-1IkcWGfd.jpeg" descr=""/>
                     <pic:cNvPicPr/>
                   </pic:nvPicPr>
                   <pic:blipFill>
@@ -2844,7 +3132,7 @@
                   <pic:spPr>
                     <a:xfrm>
                       <a:off x="0" y="0"/>
-                      <a:ext cx="5486400" cy="12056102"/>
+                      <a:ext cx="1714500" cy="3767532"/>
                     </a:xfrm>
                     <a:prstGeom prst="rect"/>
                   </pic:spPr>
@@ -2891,14 +3179,14 @@
         <w:rPr/>
         <w:drawing>
           <wp:inline distB="0" distL="0" distR="0" distT="0">
-            <wp:extent cx="5486400" cy="12056102"/>
+            <wp:extent cx="1714500" cy="3767532"/>
             <wp:effectExtent b="0" l="0" r="0" t="0"/>
-            <wp:docPr id="24" name="image-FylXGhBr05iE7D6_sQg2a.jpeg"/>
+            <wp:docPr id="24" name="image-9xata2eaNgyHqnaXi6d9U.jpeg"/>
             <a:graphic>
               <a:graphicData uri="http://schemas.openxmlformats.org/drawingml/2006/picture">
                 <pic:pic>
                   <pic:nvPicPr>
-                    <pic:cNvPr id="24" name="image-FylXGhBr05iE7D6_sQg2a.jpeg" descr=""/>
+                    <pic:cNvPr id="24" name="image-9xata2eaNgyHqnaXi6d9U.jpeg" descr=""/>
                     <pic:cNvPicPr/>
                   </pic:nvPicPr>
                   <pic:blipFill>
@@ -2911,7 +3199,7 @@
                   <pic:spPr>
                     <a:xfrm>
                       <a:off x="0" y="0"/>
-                      <a:ext cx="5486400" cy="12056102"/>
+                      <a:ext cx="1714500" cy="3767532"/>
                     </a:xfrm>
                     <a:prstGeom prst="rect"/>
                   </pic:spPr>
@@ -2958,14 +3246,14 @@
         <w:rPr/>
         <w:drawing>
           <wp:inline distB="0" distL="0" distR="0" distT="0">
-            <wp:extent cx="5486400" cy="12056102"/>
+            <wp:extent cx="1714500" cy="3767532"/>
             <wp:effectExtent b="0" l="0" r="0" t="0"/>
-            <wp:docPr id="26" name="image-xqX2eofsErftGVPR1tYwE.jpeg"/>
+            <wp:docPr id="26" name="image-0XKZfo9OCQ6p1XT4zhz0y.jpeg"/>
             <a:graphic>
               <a:graphicData uri="http://schemas.openxmlformats.org/drawingml/2006/picture">
                 <pic:pic>
                   <pic:nvPicPr>
-                    <pic:cNvPr id="26" name="image-xqX2eofsErftGVPR1tYwE.jpeg" descr=""/>
+                    <pic:cNvPr id="26" name="image-0XKZfo9OCQ6p1XT4zhz0y.jpeg" descr=""/>
                     <pic:cNvPicPr/>
                   </pic:nvPicPr>
                   <pic:blipFill>
@@ -2978,7 +3266,7 @@
                   <pic:spPr>
                     <a:xfrm>
                       <a:off x="0" y="0"/>
-                      <a:ext cx="5486400" cy="12056102"/>
+                      <a:ext cx="1714500" cy="3767532"/>
                     </a:xfrm>
                     <a:prstGeom prst="rect"/>
                   </pic:spPr>
@@ -3000,6 +3288,45 @@
     </w:p>
     <w:p>
       <w:pPr>
+        <w:pStyle w:val="Heading3"/>
+        <w:spacing w:lineRule="auto"/>
+      </w:pPr>
+      <w:r>
+        <w:rPr/>
+        <w:t xml:space="preserve">4.9 数据备份与恢复（F9）</w:t>
+      </w:r>
+    </w:p>
+    <w:p>
+      <w:pPr>
+        <w:spacing w:lineRule="auto"/>
+      </w:pPr>
+      <w:r>
+        <w:rPr/>
+        <w:t xml:space="preserve">应用支持整包快照的备份与恢复：快照包含记录、兑换与任务奖励三类数据，本地以 JSON 文件形式由用户导出保存（入口与数据管理同处看板，见图 6 – 图 8）；恢复时与现有数据</w:t>
+      </w:r>
+      <w:r>
+        <w:rPr>
+          <w:b/>
+        </w:rPr>
+        <w:t xml:space="preserve">去重合并</w:t>
+      </w:r>
+      <w:r>
+        <w:rPr/>
+        <w:t xml:space="preserve">，不覆盖本机既有记录。此外可选择性开启 AGC 云存储备份，该开关</w:t>
+      </w:r>
+      <w:r>
+        <w:rPr>
+          <w:b/>
+        </w:rPr>
+        <w:t xml:space="preserve">默认关闭</w:t>
+      </w:r>
+      <w:r>
+        <w:rPr/>
+        <w:t xml:space="preserve">，未开启时应用行为与纯本地应用完全一致。</w:t>
+      </w:r>
+    </w:p>
+    <w:p>
+      <w:pPr>
         <w:spacing w:lineRule="auto"/>
       </w:pPr>
       <w:r>
@@ -3036,7 +3363,93 @@
       </w:r>
       <w:r>
         <w:rPr/>
-        <w:t xml:space="preserve"> 作为设计唯一真相：机器可读的 YAML design tokens 与人类可读的章节说明，颜色 / 字号 / 间距 / 圆角统一引用 token，禁止硬编码。</w:t>
+        <w:t xml:space="preserve"> 作为设计唯一真相：机器可读的 YAML design tokens 与人类可读的章节说明，所有 token 与 </w:t>
+      </w:r>
+      <w:r>
+        <w:rPr/>
+        <w:t xml:space="preserve">entry/src/main/ets/common/Theme.ets</w:t>
+      </w:r>
+      <w:r>
+        <w:rPr/>
+        <w:t xml:space="preserve"> 一一对应；颜色 / 字号 / 间距 / 圆角统一引用 </w:t>
+      </w:r>
+      <w:r>
+        <w:rPr/>
+        <w:t xml:space="preserve">AppColor.*</w:t>
+      </w:r>
+      <w:r>
+        <w:rPr/>
+        <w:t xml:space="preserve"> / </w:t>
+      </w:r>
+      <w:r>
+        <w:rPr/>
+        <w:t xml:space="preserve">AppTypography.*</w:t>
+      </w:r>
+      <w:r>
+        <w:rPr/>
+        <w:t xml:space="preserve"> / </w:t>
+      </w:r>
+      <w:r>
+        <w:rPr/>
+        <w:t xml:space="preserve">AppSpacing.*</w:t>
+      </w:r>
+      <w:r>
+        <w:rPr/>
+        <w:t xml:space="preserve"> / </w:t>
+      </w:r>
+      <w:r>
+        <w:rPr/>
+        <w:t xml:space="preserve">AppRadius.*</w:t>
+      </w:r>
+      <w:r>
+        <w:rPr/>
+        <w:t xml:space="preserve">，禁止硬编码。</w:t>
+      </w:r>
+    </w:p>
+    <w:p>
+      <w:pPr>
+        <w:spacing w:lineRule="auto"/>
+      </w:pPr>
+      <w:r>
+        <w:rPr/>
+        <w:t xml:space="preserve">设计语言为</w:t>
+      </w:r>
+      <w:r>
+        <w:rPr>
+          <w:b/>
+        </w:rPr>
+        <w:t xml:space="preserve">「夜行荧光」</w:t>
+      </w:r>
+      <w:r>
+        <w:rPr/>
+        <w:t xml:space="preserve">：深色为默认气质（近黑底 + 电光青柠信号）；浅色为同源 DNA 的</w:t>
+      </w:r>
+      <w:r>
+        <w:rPr>
+          <w:b/>
+        </w:rPr>
+        <w:t xml:space="preserve">「日光纸感」</w:t>
+      </w:r>
+      <w:r>
+        <w:rPr/>
+        <w:t xml:space="preserve">（暖白纸感底 + 墨绿主色 + 青柠轨迹）。两套主题跟随系统 </w:t>
+      </w:r>
+      <w:r>
+        <w:rPr/>
+        <w:t xml:space="preserve">colorMode</w:t>
+      </w:r>
+      <w:r>
+        <w:rPr/>
+        <w:t xml:space="preserve"> 切换，冷启动读取系统配置、运行中实时生效，均完整可用。</w:t>
+      </w:r>
+    </w:p>
+    <w:p>
+      <w:pPr>
+        <w:spacing w:lineRule="auto"/>
+      </w:pPr>
+      <w:r>
+        <w:rPr/>
+        <w:t xml:space="preserve">表 5　设计系统关键规范</w:t>
       </w:r>
     </w:p>
     <w:tbl>
@@ -3141,7 +3554,7 @@
             </w:pPr>
             <w:r>
               <w:rPr/>
-              <w:t xml:space="preserve">「夜行荧光」（深色）与「日光纸感」（浅色）双主题，跟随系统切换。</w:t>
+              <w:t xml:space="preserve">深色「夜行荧光」（近黑底 #0A0A0A）与浅色「日光纸感」（暖白 #F5F7F5）双主题，跟随系统实时切换。</w:t>
             </w:r>
           </w:p>
         </w:tc>
@@ -3165,46 +3578,26 @@
             </w:pPr>
             <w:r>
               <w:rPr/>
-              <w:t xml:space="preserve">主色</w:t>
-            </w:r>
-          </w:p>
-        </w:tc>
-        <w:tc>
-          <w:tcPr>
-            <w:tcBorders>
-              <w:top w:val="single" w:sz="1" w:space="0" w:color="000000"/>
-              <w:bottom w:val="single" w:sz="1" w:space="0" w:color="000000"/>
-              <w:left w:val="single" w:sz="1" w:space="0" w:color="000000"/>
-              <w:right w:val="single" w:sz="1" w:space="0" w:color="000000"/>
-            </w:tcBorders>
-          </w:tcPr>
-          <w:p>
-            <w:pPr>
-              <w:spacing w:lineRule="auto"/>
-            </w:pPr>
-            <w:r>
-              <w:rPr/>
-              <w:t xml:space="preserve">品牌信号青柠 </w:t>
-            </w:r>
-          </w:p>
-          <w:p>
-            <w:pPr>
-              <w:spacing w:lineRule="auto"/>
-            </w:pPr>
-            <w:r>
-              <w:rPr>
-                <w:highlight w:val="lightGray"/>
-              </w:rPr>
-              <w:t xml:space="preserve">#B6FF2E</w:t>
-            </w:r>
-          </w:p>
-          <w:p>
-            <w:pPr>
-              <w:spacing w:lineRule="auto"/>
-            </w:pPr>
-            <w:r>
-              <w:rPr/>
-              <w:t xml:space="preserve">（深色主题主色 / 信号色）；浅色下关键读数改用可读墨绿。</w:t>
+              <w:t xml:space="preserve">主色 primary</w:t>
+            </w:r>
+          </w:p>
+        </w:tc>
+        <w:tc>
+          <w:tcPr>
+            <w:tcBorders>
+              <w:top w:val="single" w:sz="1" w:space="0" w:color="000000"/>
+              <w:bottom w:val="single" w:sz="1" w:space="0" w:color="000000"/>
+              <w:left w:val="single" w:sz="1" w:space="0" w:color="000000"/>
+              <w:right w:val="single" w:sz="1" w:space="0" w:color="000000"/>
+            </w:tcBorders>
+          </w:tcPr>
+          <w:p>
+            <w:pPr>
+              <w:spacing w:lineRule="auto"/>
+            </w:pPr>
+            <w:r>
+              <w:rPr/>
+              <w:t xml:space="preserve">深色为电光青柠 #B6FF2E；浅色为墨绿 #16210F —— 青柠在白底不可读，故浅色下 primary 让位墨绿。</w:t>
             </w:r>
           </w:p>
         </w:tc>
@@ -3228,86 +3621,26 @@
             </w:pPr>
             <w:r>
               <w:rPr/>
-              <w:t xml:space="preserve">辅助色</w:t>
-            </w:r>
-          </w:p>
-        </w:tc>
-        <w:tc>
-          <w:tcPr>
-            <w:tcBorders>
-              <w:top w:val="single" w:sz="1" w:space="0" w:color="000000"/>
-              <w:bottom w:val="single" w:sz="1" w:space="0" w:color="000000"/>
-              <w:left w:val="single" w:sz="1" w:space="0" w:color="000000"/>
-              <w:right w:val="single" w:sz="1" w:space="0" w:color="000000"/>
-            </w:tcBorders>
-          </w:tcPr>
-          <w:p>
-            <w:pPr>
-              <w:spacing w:lineRule="auto"/>
-            </w:pPr>
-            <w:r>
-              <w:rPr/>
-              <w:t xml:space="preserve">青色 </w:t>
-            </w:r>
-          </w:p>
-          <w:p>
-            <w:pPr>
-              <w:spacing w:lineRule="auto"/>
-            </w:pPr>
-            <w:r>
-              <w:rPr>
-                <w:highlight w:val="lightGray"/>
-              </w:rPr>
-              <w:t xml:space="preserve">#3DE0C8</w:t>
-            </w:r>
-          </w:p>
-          <w:p>
-            <w:pPr>
-              <w:spacing w:lineRule="auto"/>
-            </w:pPr>
-            <w:r>
-              <w:rPr/>
-              <w:t xml:space="preserve">（辅助）、苔绿 </w:t>
-            </w:r>
-          </w:p>
-          <w:p>
-            <w:pPr>
-              <w:spacing w:lineRule="auto"/>
-            </w:pPr>
-            <w:r>
-              <w:rPr>
-                <w:highlight w:val="lightGray"/>
-              </w:rPr>
-              <w:t xml:space="preserve">#2E8B57</w:t>
-            </w:r>
-          </w:p>
-          <w:p>
-            <w:pPr>
-              <w:spacing w:lineRule="auto"/>
-            </w:pPr>
-            <w:r>
-              <w:rPr/>
-              <w:t xml:space="preserve">、品红 </w:t>
-            </w:r>
-          </w:p>
-          <w:p>
-            <w:pPr>
-              <w:spacing w:lineRule="auto"/>
-            </w:pPr>
-            <w:r>
-              <w:rPr>
-                <w:highlight w:val="lightGray"/>
-              </w:rPr>
-              <w:t xml:space="preserve">#FF3D9A</w:t>
-            </w:r>
-          </w:p>
-          <w:p>
-            <w:pPr>
-              <w:spacing w:lineRule="auto"/>
-            </w:pPr>
-            <w:r>
-              <w:rPr/>
-              <w:t xml:space="preserve">（极少量点缀）。</w:t>
+              <w:t xml:space="preserve">信号色 signal</w:t>
+            </w:r>
+          </w:p>
+        </w:tc>
+        <w:tc>
+          <w:tcPr>
+            <w:tcBorders>
+              <w:top w:val="single" w:sz="1" w:space="0" w:color="000000"/>
+              <w:bottom w:val="single" w:sz="1" w:space="0" w:color="000000"/>
+              <w:left w:val="single" w:sz="1" w:space="0" w:color="000000"/>
+              <w:right w:val="single" w:sz="1" w:space="0" w:color="000000"/>
+            </w:tcBorders>
+          </w:tcPr>
+          <w:p>
+            <w:pPr>
+              <w:spacing w:lineRule="auto"/>
+            </w:pPr>
+            <w:r>
+              <w:rPr/>
+              <w:t xml:space="preserve">青柠 #B6FF2E：与 primary 同值但语义分离，专用于填充 / 描边 / 辉光，其上固定近黑字 #0A0F07。</w:t>
             </w:r>
           </w:p>
         </w:tc>
@@ -3331,86 +3664,26 @@
             </w:pPr>
             <w:r>
               <w:rPr/>
-              <w:t xml:space="preserve">圆角 / 间距 / 字号</w:t>
-            </w:r>
-          </w:p>
-        </w:tc>
-        <w:tc>
-          <w:tcPr>
-            <w:tcBorders>
-              <w:top w:val="single" w:sz="1" w:space="0" w:color="000000"/>
-              <w:bottom w:val="single" w:sz="1" w:space="0" w:color="000000"/>
-              <w:left w:val="single" w:sz="1" w:space="0" w:color="000000"/>
-              <w:right w:val="single" w:sz="1" w:space="0" w:color="000000"/>
-            </w:tcBorders>
-          </w:tcPr>
-          <w:p>
-            <w:pPr>
-              <w:spacing w:lineRule="auto"/>
-            </w:pPr>
-            <w:r>
-              <w:rPr/>
-              <w:t xml:space="preserve">统一走 </w:t>
-            </w:r>
-          </w:p>
-          <w:p>
-            <w:pPr>
-              <w:spacing w:lineRule="auto"/>
-            </w:pPr>
-            <w:r>
-              <w:rPr>
-                <w:highlight w:val="lightGray"/>
-              </w:rPr>
-              <w:t xml:space="preserve">AppRadius.*</w:t>
-            </w:r>
-          </w:p>
-          <w:p>
-            <w:pPr>
-              <w:spacing w:lineRule="auto"/>
-            </w:pPr>
-            <w:r>
-              <w:rPr/>
-              <w:t xml:space="preserve"> / </w:t>
-            </w:r>
-          </w:p>
-          <w:p>
-            <w:pPr>
-              <w:spacing w:lineRule="auto"/>
-            </w:pPr>
-            <w:r>
-              <w:rPr>
-                <w:highlight w:val="lightGray"/>
-              </w:rPr>
-              <w:t xml:space="preserve">AppSpacing.*</w:t>
-            </w:r>
-          </w:p>
-          <w:p>
-            <w:pPr>
-              <w:spacing w:lineRule="auto"/>
-            </w:pPr>
-            <w:r>
-              <w:rPr/>
-              <w:t xml:space="preserve"> / </w:t>
-            </w:r>
-          </w:p>
-          <w:p>
-            <w:pPr>
-              <w:spacing w:lineRule="auto"/>
-            </w:pPr>
-            <w:r>
-              <w:rPr>
-                <w:highlight w:val="lightGray"/>
-              </w:rPr>
-              <w:t xml:space="preserve">AppTypography.*</w:t>
-            </w:r>
-          </w:p>
-          <w:p>
-            <w:pPr>
-              <w:spacing w:lineRule="auto"/>
-            </w:pPr>
-            <w:r>
-              <w:rPr/>
-              <w:t xml:space="preserve">。</w:t>
+              <w:t xml:space="preserve">强调色 accent</w:t>
+            </w:r>
+          </w:p>
+        </w:tc>
+        <w:tc>
+          <w:tcPr>
+            <w:tcBorders>
+              <w:top w:val="single" w:sz="1" w:space="0" w:color="000000"/>
+              <w:bottom w:val="single" w:sz="1" w:space="0" w:color="000000"/>
+              <w:left w:val="single" w:sz="1" w:space="0" w:color="000000"/>
+              <w:right w:val="single" w:sz="1" w:space="0" w:color="000000"/>
+            </w:tcBorders>
+          </w:tcPr>
+          <w:p>
+            <w:pPr>
+              <w:spacing w:lineRule="auto"/>
+            </w:pPr>
+            <w:r>
+              <w:rPr/>
+              <w:t xml:space="preserve">电青 #3DE0C8（深色）/ #0B7261（浅色），仅用于积分与成就语义。</w:t>
             </w:r>
           </w:p>
         </w:tc>
@@ -3434,6 +3707,135 @@
             </w:pPr>
             <w:r>
               <w:rPr/>
+              <w:t xml:space="preserve">稀有高光</w:t>
+            </w:r>
+          </w:p>
+        </w:tc>
+        <w:tc>
+          <w:tcPr>
+            <w:tcBorders>
+              <w:top w:val="single" w:sz="1" w:space="0" w:color="000000"/>
+              <w:bottom w:val="single" w:sz="1" w:space="0" w:color="000000"/>
+              <w:left w:val="single" w:sz="1" w:space="0" w:color="000000"/>
+              <w:right w:val="single" w:sz="1" w:space="0" w:color="000000"/>
+            </w:tcBorders>
+          </w:tcPr>
+          <w:p>
+            <w:pPr>
+              <w:spacing w:lineRule="auto"/>
+            </w:pPr>
+            <w:r>
+              <w:rPr/>
+              <w:t xml:space="preserve">品红 #FF3D9A，仅作极少量点缀（「不和谐的秩序」）。</w:t>
+            </w:r>
+          </w:p>
+        </w:tc>
+      </w:tr>
+      <w:tr>
+        <w:trPr>
+          <w:cantSplit/>
+        </w:trPr>
+        <w:tc>
+          <w:tcPr>
+            <w:tcBorders>
+              <w:top w:val="single" w:sz="1" w:space="0" w:color="000000"/>
+              <w:bottom w:val="single" w:sz="1" w:space="0" w:color="000000"/>
+              <w:left w:val="single" w:sz="1" w:space="0" w:color="000000"/>
+              <w:right w:val="single" w:sz="1" w:space="0" w:color="000000"/>
+            </w:tcBorders>
+          </w:tcPr>
+          <w:p>
+            <w:pPr>
+              <w:spacing w:lineRule="auto"/>
+            </w:pPr>
+            <w:r>
+              <w:rPr/>
+              <w:t xml:space="preserve">数据可视化</w:t>
+            </w:r>
+          </w:p>
+        </w:tc>
+        <w:tc>
+          <w:tcPr>
+            <w:tcBorders>
+              <w:top w:val="single" w:sz="1" w:space="0" w:color="000000"/>
+              <w:bottom w:val="single" w:sz="1" w:space="0" w:color="000000"/>
+              <w:left w:val="single" w:sz="1" w:space="0" w:color="000000"/>
+              <w:right w:val="single" w:sz="1" w:space="0" w:color="000000"/>
+            </w:tcBorders>
+          </w:tcPr>
+          <w:p>
+            <w:pPr>
+              <w:spacing w:lineRule="auto"/>
+            </w:pPr>
+            <w:r>
+              <w:rPr/>
+              <w:t xml:space="preserve">苔绿 #2E8B57 与 chart-* 数据色板；图表主线深色用信号青柠、浅色用品牌绿 #3E8E1E。类别占比与汇总随所选周期联动。</w:t>
+            </w:r>
+          </w:p>
+        </w:tc>
+      </w:tr>
+      <w:tr>
+        <w:trPr>
+          <w:cantSplit/>
+        </w:trPr>
+        <w:tc>
+          <w:tcPr>
+            <w:tcBorders>
+              <w:top w:val="single" w:sz="1" w:space="0" w:color="000000"/>
+              <w:bottom w:val="single" w:sz="1" w:space="0" w:color="000000"/>
+              <w:left w:val="single" w:sz="1" w:space="0" w:color="000000"/>
+              <w:right w:val="single" w:sz="1" w:space="0" w:color="000000"/>
+            </w:tcBorders>
+          </w:tcPr>
+          <w:p>
+            <w:pPr>
+              <w:spacing w:lineRule="auto"/>
+            </w:pPr>
+            <w:r>
+              <w:rPr/>
+              <w:t xml:space="preserve">圆角 / 间距 / 字号</w:t>
+            </w:r>
+          </w:p>
+        </w:tc>
+        <w:tc>
+          <w:tcPr>
+            <w:tcBorders>
+              <w:top w:val="single" w:sz="1" w:space="0" w:color="000000"/>
+              <w:bottom w:val="single" w:sz="1" w:space="0" w:color="000000"/>
+              <w:left w:val="single" w:sz="1" w:space="0" w:color="000000"/>
+              <w:right w:val="single" w:sz="1" w:space="0" w:color="000000"/>
+            </w:tcBorders>
+          </w:tcPr>
+          <w:p>
+            <w:pPr>
+              <w:spacing w:lineRule="auto"/>
+            </w:pPr>
+            <w:r>
+              <w:rPr/>
+              <w:t xml:space="preserve">统一走 AppRadius.* / AppSpacing.* / AppTypography.* 三组 token，禁止硬编码。</w:t>
+            </w:r>
+          </w:p>
+        </w:tc>
+      </w:tr>
+      <w:tr>
+        <w:trPr>
+          <w:cantSplit/>
+        </w:trPr>
+        <w:tc>
+          <w:tcPr>
+            <w:tcBorders>
+              <w:top w:val="single" w:sz="1" w:space="0" w:color="000000"/>
+              <w:bottom w:val="single" w:sz="1" w:space="0" w:color="000000"/>
+              <w:left w:val="single" w:sz="1" w:space="0" w:color="000000"/>
+              <w:right w:val="single" w:sz="1" w:space="0" w:color="000000"/>
+            </w:tcBorders>
+          </w:tcPr>
+          <w:p>
+            <w:pPr>
+              <w:spacing w:lineRule="auto"/>
+            </w:pPr>
+            <w:r>
+              <w:rPr/>
               <w:t xml:space="preserve">动效</w:t>
             </w:r>
           </w:p>
@@ -3453,27 +3855,7 @@
             </w:pPr>
             <w:r>
               <w:rPr/>
-              <w:t xml:space="preserve">统一走 </w:t>
-            </w:r>
-          </w:p>
-          <w:p>
-            <w:pPr>
-              <w:spacing w:lineRule="auto"/>
-            </w:pPr>
-            <w:r>
-              <w:rPr>
-                <w:highlight w:val="lightGray"/>
-              </w:rPr>
-              <w:t xml:space="preserve">AppMotion</w:t>
-            </w:r>
-          </w:p>
-          <w:p>
-            <w:pPr>
-              <w:spacing w:lineRule="auto"/>
-            </w:pPr>
-            <w:r>
-              <w:rPr/>
-              <w:t xml:space="preserve">，受「减弱动效」开关控制。</w:t>
+              <w:t xml:space="preserve">统一走 AppMotion；进入 / 按压 / 循环动效均读取「减弱动效」开关，开启时退化为静止。</w:t>
             </w:r>
           </w:p>
         </w:tc>
@@ -3492,6 +3874,37 @@
         <w:spacing w:lineRule="auto"/>
       </w:pPr>
       <w:r>
+        <w:rPr>
+          <w:b/>
+        </w:rPr>
+        <w:t xml:space="preserve">答辩材料说明：</w:t>
+      </w:r>
+      <w:r>
+        <w:rPr/>
+        <w:t xml:space="preserve">投影与打印场景下浅色可读性更好，因此《参赛设计文档》与《答辩 PPT》统一采用浅色「日光纸感」主题（暖白底 + 品牌深绿主色）；为保证远距离投影的可读性，演示材料中的强调色使用暖琥珀色替代 App 界面内的电青强调色。App 本体为深浅双主题完整实现，具体色值以 </w:t>
+      </w:r>
+      <w:r>
+        <w:rPr/>
+        <w:t xml:space="preserve">DESIGN.md</w:t>
+      </w:r>
+      <w:r>
+        <w:rPr/>
+        <w:t xml:space="preserve"> 与 </w:t>
+      </w:r>
+      <w:r>
+        <w:rPr/>
+        <w:t xml:space="preserve">Theme.ets</w:t>
+      </w:r>
+      <w:r>
+        <w:rPr/>
+        <w:t xml:space="preserve"> 为准。</w:t>
+      </w:r>
+    </w:p>
+    <w:p>
+      <w:pPr>
+        <w:spacing w:lineRule="auto"/>
+      </w:pPr>
+      <w:r>
         <w:rPr/>
         <w:t xml:space="preserve"/>
       </w:r>
@@ -3509,6 +3922,15 @@
       <w:r>
         <w:rPr/>
         <w:t xml:space="preserve">6. 隐私与权限</w:t>
+      </w:r>
+    </w:p>
+    <w:p>
+      <w:pPr>
+        <w:spacing w:lineRule="auto"/>
+      </w:pPr>
+      <w:r>
+        <w:rPr/>
+        <w:t xml:space="preserve">表 6　权限声明与用途</w:t>
       </w:r>
     </w:p>
     <w:tbl>
@@ -3616,45 +4038,45 @@
               <w:rPr>
                 <w:highlight w:val="lightGray"/>
               </w:rPr>
-              <w:t xml:space="preserve">ohos.permission.DISTRIBUTED_DATASYNC</w:t>
-            </w:r>
-          </w:p>
-        </w:tc>
-        <w:tc>
-          <w:tcPr>
-            <w:tcBorders>
-              <w:top w:val="single" w:sz="1" w:space="0" w:color="000000"/>
-              <w:bottom w:val="single" w:sz="1" w:space="0" w:color="000000"/>
-              <w:left w:val="single" w:sz="1" w:space="0" w:color="000000"/>
-              <w:right w:val="single" w:sz="1" w:space="0" w:color="000000"/>
-            </w:tcBorders>
-          </w:tcPr>
-          <w:p>
-            <w:pPr>
-              <w:spacing w:lineRule="auto"/>
-            </w:pPr>
-            <w:r>
-              <w:rPr/>
-              <w:t xml:space="preserve">user_grant（运行时申请）</w:t>
-            </w:r>
-          </w:p>
-        </w:tc>
-        <w:tc>
-          <w:tcPr>
-            <w:tcBorders>
-              <w:top w:val="single" w:sz="1" w:space="0" w:color="000000"/>
-              <w:bottom w:val="single" w:sz="1" w:space="0" w:color="000000"/>
-              <w:left w:val="single" w:sz="1" w:space="0" w:color="000000"/>
-              <w:right w:val="single" w:sz="1" w:space="0" w:color="000000"/>
-            </w:tcBorders>
-          </w:tcPr>
-          <w:p>
-            <w:pPr>
-              <w:spacing w:lineRule="auto"/>
-            </w:pPr>
-            <w:r>
-              <w:rPr/>
-              <w:t xml:space="preserve">家庭碳积分多设备同步（首次使用会弹窗询问）</w:t>
+              <w:t xml:space="preserve">ohos.permission.INTERNET</w:t>
+            </w:r>
+          </w:p>
+        </w:tc>
+        <w:tc>
+          <w:tcPr>
+            <w:tcBorders>
+              <w:top w:val="single" w:sz="1" w:space="0" w:color="000000"/>
+              <w:bottom w:val="single" w:sz="1" w:space="0" w:color="000000"/>
+              <w:left w:val="single" w:sz="1" w:space="0" w:color="000000"/>
+              <w:right w:val="single" w:sz="1" w:space="0" w:color="000000"/>
+            </w:tcBorders>
+          </w:tcPr>
+          <w:p>
+            <w:pPr>
+              <w:spacing w:lineRule="auto"/>
+            </w:pPr>
+            <w:r>
+              <w:rPr/>
+              <w:t xml:space="preserve">system_grant</w:t>
+            </w:r>
+          </w:p>
+        </w:tc>
+        <w:tc>
+          <w:tcPr>
+            <w:tcBorders>
+              <w:top w:val="single" w:sz="1" w:space="0" w:color="000000"/>
+              <w:bottom w:val="single" w:sz="1" w:space="0" w:color="000000"/>
+              <w:left w:val="single" w:sz="1" w:space="0" w:color="000000"/>
+              <w:right w:val="single" w:sz="1" w:space="0" w:color="000000"/>
+            </w:tcBorders>
+          </w:tcPr>
+          <w:p>
+            <w:pPr>
+              <w:spacing w:lineRule="auto"/>
+            </w:pPr>
+            <w:r>
+              <w:rPr/>
+              <w:t xml:space="preserve">可选的 AGC 云存储备份 / 恢复（默认关闭）</w:t>
             </w:r>
           </w:p>
         </w:tc>
@@ -3680,6 +4102,70 @@
               <w:rPr>
                 <w:highlight w:val="lightGray"/>
               </w:rPr>
+              <w:t xml:space="preserve">ohos.permission.DISTRIBUTED_DATASYNC</w:t>
+            </w:r>
+          </w:p>
+        </w:tc>
+        <w:tc>
+          <w:tcPr>
+            <w:tcBorders>
+              <w:top w:val="single" w:sz="1" w:space="0" w:color="000000"/>
+              <w:bottom w:val="single" w:sz="1" w:space="0" w:color="000000"/>
+              <w:left w:val="single" w:sz="1" w:space="0" w:color="000000"/>
+              <w:right w:val="single" w:sz="1" w:space="0" w:color="000000"/>
+            </w:tcBorders>
+          </w:tcPr>
+          <w:p>
+            <w:pPr>
+              <w:spacing w:lineRule="auto"/>
+            </w:pPr>
+            <w:r>
+              <w:rPr/>
+              <w:t xml:space="preserve">user_grant（运行时申请）</w:t>
+            </w:r>
+          </w:p>
+        </w:tc>
+        <w:tc>
+          <w:tcPr>
+            <w:tcBorders>
+              <w:top w:val="single" w:sz="1" w:space="0" w:color="000000"/>
+              <w:bottom w:val="single" w:sz="1" w:space="0" w:color="000000"/>
+              <w:left w:val="single" w:sz="1" w:space="0" w:color="000000"/>
+              <w:right w:val="single" w:sz="1" w:space="0" w:color="000000"/>
+            </w:tcBorders>
+          </w:tcPr>
+          <w:p>
+            <w:pPr>
+              <w:spacing w:lineRule="auto"/>
+            </w:pPr>
+            <w:r>
+              <w:rPr/>
+              <w:t xml:space="preserve">家庭碳积分多设备同步（首次使用会弹窗询问）</w:t>
+            </w:r>
+          </w:p>
+        </w:tc>
+      </w:tr>
+      <w:tr>
+        <w:trPr>
+          <w:cantSplit/>
+        </w:trPr>
+        <w:tc>
+          <w:tcPr>
+            <w:tcBorders>
+              <w:top w:val="single" w:sz="1" w:space="0" w:color="000000"/>
+              <w:bottom w:val="single" w:sz="1" w:space="0" w:color="000000"/>
+              <w:left w:val="single" w:sz="1" w:space="0" w:color="000000"/>
+              <w:right w:val="single" w:sz="1" w:space="0" w:color="000000"/>
+            </w:tcBorders>
+          </w:tcPr>
+          <w:p>
+            <w:pPr>
+              <w:spacing w:lineRule="auto"/>
+            </w:pPr>
+            <w:r>
+              <w:rPr>
+                <w:highlight w:val="lightGray"/>
+              </w:rPr>
               <w:t xml:space="preserve">ohos.permission.PUBLISH_AGENT_REMINDER</w:t>
             </w:r>
           </w:p>
@@ -3748,11 +4234,11 @@
         <w:rPr>
           <w:b/>
         </w:rPr>
-        <w:t xml:space="preserve">只存在本机</w:t>
-      </w:r>
-      <w:r>
-        <w:rPr/>
-        <w:t xml:space="preserve">，不上传云端。</w:t>
+        <w:t xml:space="preserve">默认只存在本机</w:t>
+      </w:r>
+      <w:r>
+        <w:rPr/>
+        <w:t xml:space="preserve">（Preferences），不上传第三方服务器。</w:t>
       </w:r>
     </w:p>
     <w:p>
@@ -3803,20 +4289,43 @@
     </w:p>
     <w:p>
       <w:pPr>
+        <w:numPr>
+          <w:ilvl w:val="0"/>
+          <w:numId w:val="5"/>
+        </w:numPr>
+        <w:spacing w:lineRule="auto"/>
+      </w:pPr>
+      <w:r>
+        <w:rPr/>
+        <w:t xml:space="preserve">云备份为</w:t>
+      </w:r>
+      <w:r>
+        <w:rPr>
+          <w:b/>
+        </w:rPr>
+        <w:t xml:space="preserve">可选开关且默认关闭</w:t>
+      </w:r>
+      <w:r>
+        <w:rPr/>
+        <w:t xml:space="preserve">；未开启时应用行为与纯本地应用完全一致。</w:t>
+      </w:r>
+    </w:p>
+    <w:p>
+      <w:pPr>
         <w:spacing w:lineRule="auto"/>
       </w:pPr>
       <w:r>
         <w:rPr/>
         <w:drawing>
           <wp:inline distB="0" distL="0" distR="0" distT="0">
-            <wp:extent cx="5486400" cy="12056102"/>
+            <wp:extent cx="1714500" cy="3767532"/>
             <wp:effectExtent b="0" l="0" r="0" t="0"/>
-            <wp:docPr id="28" name="image-jNuYREOvJEZEiHZLyKVNj.jpeg"/>
+            <wp:docPr id="28" name="image-cSAzig6uMUKrxAlHtSmBT.jpeg"/>
             <a:graphic>
               <a:graphicData uri="http://schemas.openxmlformats.org/drawingml/2006/picture">
                 <pic:pic>
                   <pic:nvPicPr>
-                    <pic:cNvPr id="28" name="image-jNuYREOvJEZEiHZLyKVNj.jpeg" descr=""/>
+                    <pic:cNvPr id="28" name="image-cSAzig6uMUKrxAlHtSmBT.jpeg" descr=""/>
                     <pic:cNvPicPr/>
                   </pic:nvPicPr>
                   <pic:blipFill>
@@ -3829,7 +4338,7 @@
                   <pic:spPr>
                     <a:xfrm>
                       <a:off x="0" y="0"/>
-                      <a:ext cx="5486400" cy="12056102"/>
+                      <a:ext cx="1714500" cy="3767532"/>
                     </a:xfrm>
                     <a:prstGeom prst="rect"/>
                   </pic:spPr>
@@ -3933,11 +4442,11 @@
         <w:rPr>
           <w:b/>
         </w:rPr>
-        <w:t xml:space="preserve">无云本机存储</w:t>
-      </w:r>
-      <w:r>
-        <w:rPr/>
-        <w:t xml:space="preserve">：数据默认仅存本机，配合 CSV / JSON 导出实现手动备份，隐私友好。</w:t>
+        <w:t xml:space="preserve">本机优先、云备份可控</w:t>
+      </w:r>
+      <w:r>
+        <w:rPr/>
+        <w:t xml:space="preserve">：数据默认仅存本机；备份能力做成「本地整包快照 + 可选云备份开关」，用户不开启时与纯本地应用完全一致，把隐私选择权交回用户。</w:t>
       </w:r>
     </w:p>
     <w:p>
@@ -3952,6 +4461,25 @@
         <w:rPr>
           <w:b/>
         </w:rPr>
+        <w:t xml:space="preserve">导入数据的健壮性校验</w:t>
+      </w:r>
+      <w:r>
+        <w:rPr/>
+        <w:t xml:space="preserve">：导入 JSON / CSV / 整包快照时逐字段校验归一化（丢弃无 ID 记录、数值 clamp、单条积分封顶、拒绝异常时间戳），避免坏数据污染本机状态。</w:t>
+      </w:r>
+    </w:p>
+    <w:p>
+      <w:pPr>
+        <w:numPr>
+          <w:ilvl w:val="0"/>
+          <w:numId w:val="6"/>
+        </w:numPr>
+        <w:spacing w:lineRule="auto"/>
+      </w:pPr>
+      <w:r>
+        <w:rPr>
+          <w:b/>
+        </w:rPr>
         <w:t xml:space="preserve">可被 AI Agent 消费的设计规范</w:t>
       </w:r>
       <w:r>
@@ -4083,7 +4611,24 @@
       </w:pPr>
       <w:r>
         <w:rPr/>
-        <w:t xml:space="preserve">项目采用「写审分离」的协作方式：写代码与设备验证由不同 Agent 承担，验证 Agent 只读、不改源码，在模拟器上构建、安装、驱动 UI 并逐条核对验收清单，产出带证据（截图 / dump / 日志）的结论。</w:t>
+        <w:t xml:space="preserve">项目采用「写审分离」的协作方式：写代码与设备验证由不同 Agent 承担，验证 Agent 只读、不改源码，在模拟器上构建、安装、驱动 UI 并逐条核对验收清单，产出带证据（截图 / dump / 日志）的结论。本节结果为 </w:t>
+      </w:r>
+      <w:r>
+        <w:rPr/>
+        <w:t xml:space="preserve">master</w:t>
+      </w:r>
+      <w:r>
+        <w:rPr/>
+        <w:t xml:space="preserve"> 分支上截至 2026 年 10 月 18 日的验证口径。</w:t>
+      </w:r>
+    </w:p>
+    <w:p>
+      <w:pPr>
+        <w:spacing w:lineRule="auto"/>
+      </w:pPr>
+      <w:r>
+        <w:rPr/>
+        <w:t xml:space="preserve">表 7　验收与测试结果（截至 2026-10-18）</w:t>
       </w:r>
     </w:p>
     <w:tbl>
@@ -4207,10 +4752,8 @@
               <w:spacing w:lineRule="auto"/>
             </w:pPr>
             <w:r>
-              <w:rPr>
-                <w:highlight w:val="lightGray"/>
-              </w:rPr>
-              <w:t xml:space="preserve">scripts/run.ps1 -BuildOnly</w:t>
+              <w:rPr/>
+              <w:t xml:space="preserve">devecocli build / scripts/run.ps1 -BuildOnly</w:t>
             </w:r>
           </w:p>
         </w:tc>
@@ -4253,45 +4796,45 @@
             </w:pPr>
             <w:r>
               <w:rPr/>
-              <w:t xml:space="preserve">深色模式</w:t>
-            </w:r>
-          </w:p>
-        </w:tc>
-        <w:tc>
-          <w:tcPr>
-            <w:tcBorders>
-              <w:top w:val="single" w:sz="1" w:space="0" w:color="000000"/>
-              <w:bottom w:val="single" w:sz="1" w:space="0" w:color="000000"/>
-              <w:left w:val="single" w:sz="1" w:space="0" w:color="000000"/>
-              <w:right w:val="single" w:sz="1" w:space="0" w:color="000000"/>
-            </w:tcBorders>
-          </w:tcPr>
-          <w:p>
-            <w:pPr>
-              <w:spacing w:lineRule="auto"/>
-            </w:pPr>
-            <w:r>
-              <w:rPr/>
-              <w:t xml:space="preserve">切换系统主题，观察 App 实时跟随</w:t>
-            </w:r>
-          </w:p>
-        </w:tc>
-        <w:tc>
-          <w:tcPr>
-            <w:tcBorders>
-              <w:top w:val="single" w:sz="1" w:space="0" w:color="000000"/>
-              <w:bottom w:val="single" w:sz="1" w:space="0" w:color="000000"/>
-              <w:left w:val="single" w:sz="1" w:space="0" w:color="000000"/>
-              <w:right w:val="single" w:sz="1" w:space="0" w:color="000000"/>
-            </w:tcBorders>
-          </w:tcPr>
-          <w:p>
-            <w:pPr>
-              <w:spacing w:lineRule="auto"/>
-            </w:pPr>
-            <w:r>
-              <w:rPr/>
-              <w:t xml:space="preserve">通过</w:t>
+              <w:t xml:space="preserve">静态检查</w:t>
+            </w:r>
+          </w:p>
+        </w:tc>
+        <w:tc>
+          <w:tcPr>
+            <w:tcBorders>
+              <w:top w:val="single" w:sz="1" w:space="0" w:color="000000"/>
+              <w:bottom w:val="single" w:sz="1" w:space="0" w:color="000000"/>
+              <w:left w:val="single" w:sz="1" w:space="0" w:color="000000"/>
+              <w:right w:val="single" w:sz="1" w:space="0" w:color="000000"/>
+            </w:tcBorders>
+          </w:tcPr>
+          <w:p>
+            <w:pPr>
+              <w:spacing w:lineRule="auto"/>
+            </w:pPr>
+            <w:r>
+              <w:rPr/>
+              <w:t xml:space="preserve">devecocli check lint</w:t>
+            </w:r>
+          </w:p>
+        </w:tc>
+        <w:tc>
+          <w:tcPr>
+            <w:tcBorders>
+              <w:top w:val="single" w:sz="1" w:space="0" w:color="000000"/>
+              <w:bottom w:val="single" w:sz="1" w:space="0" w:color="000000"/>
+              <w:left w:val="single" w:sz="1" w:space="0" w:color="000000"/>
+              <w:right w:val="single" w:sz="1" w:space="0" w:color="000000"/>
+            </w:tcBorders>
+          </w:tcPr>
+          <w:p>
+            <w:pPr>
+              <w:spacing w:lineRule="auto"/>
+            </w:pPr>
+            <w:r>
+              <w:rPr/>
+              <w:t xml:space="preserve">0 error（仅 1 条既有组件性能建议，属有意设计）</w:t>
             </w:r>
           </w:p>
         </w:tc>
@@ -4315,45 +4858,45 @@
             </w:pPr>
             <w:r>
               <w:rPr/>
-              <w:t xml:space="preserve">清空数据</w:t>
-            </w:r>
-          </w:p>
-        </w:tc>
-        <w:tc>
-          <w:tcPr>
-            <w:tcBorders>
-              <w:top w:val="single" w:sz="1" w:space="0" w:color="000000"/>
-              <w:bottom w:val="single" w:sz="1" w:space="0" w:color="000000"/>
-              <w:left w:val="single" w:sz="1" w:space="0" w:color="000000"/>
-              <w:right w:val="single" w:sz="1" w:space="0" w:color="000000"/>
-            </w:tcBorders>
-          </w:tcPr>
-          <w:p>
-            <w:pPr>
-              <w:spacing w:lineRule="auto"/>
-            </w:pPr>
-            <w:r>
-              <w:rPr/>
-              <w:t xml:space="preserve">看板清空后核对积分非负、记录清空</w:t>
-            </w:r>
-          </w:p>
-        </w:tc>
-        <w:tc>
-          <w:tcPr>
-            <w:tcBorders>
-              <w:top w:val="single" w:sz="1" w:space="0" w:color="000000"/>
-              <w:bottom w:val="single" w:sz="1" w:space="0" w:color="000000"/>
-              <w:left w:val="single" w:sz="1" w:space="0" w:color="000000"/>
-              <w:right w:val="single" w:sz="1" w:space="0" w:color="000000"/>
-            </w:tcBorders>
-          </w:tcPr>
-          <w:p>
-            <w:pPr>
-              <w:spacing w:lineRule="auto"/>
-            </w:pPr>
-            <w:r>
-              <w:rPr/>
-              <w:t xml:space="preserve">通过</w:t>
+              <w:t xml:space="preserve">设备端 UI 冒烟</w:t>
+            </w:r>
+          </w:p>
+        </w:tc>
+        <w:tc>
+          <w:tcPr>
+            <w:tcBorders>
+              <w:top w:val="single" w:sz="1" w:space="0" w:color="000000"/>
+              <w:bottom w:val="single" w:sz="1" w:space="0" w:color="000000"/>
+              <w:left w:val="single" w:sz="1" w:space="0" w:color="000000"/>
+              <w:right w:val="single" w:sz="1" w:space="0" w:color="000000"/>
+            </w:tcBorders>
+          </w:tcPr>
+          <w:p>
+            <w:pPr>
+              <w:spacing w:lineRule="auto"/>
+            </w:pPr>
+            <w:r>
+              <w:rPr/>
+              <w:t xml:space="preserve">scripts/ui-smoke.ps1（devecocli ui 驱动，逐页断言）</w:t>
+            </w:r>
+          </w:p>
+        </w:tc>
+        <w:tc>
+          <w:tcPr>
+            <w:tcBorders>
+              <w:top w:val="single" w:sz="1" w:space="0" w:color="000000"/>
+              <w:bottom w:val="single" w:sz="1" w:space="0" w:color="000000"/>
+              <w:left w:val="single" w:sz="1" w:space="0" w:color="000000"/>
+              <w:right w:val="single" w:sz="1" w:space="0" w:color="000000"/>
+            </w:tcBorders>
+          </w:tcPr>
+          <w:p>
+            <w:pPr>
+              <w:spacing w:lineRule="auto"/>
+            </w:pPr>
+            <w:r>
+              <w:rPr/>
+              <w:t xml:space="preserve">手机 Mate 90 Pro 与平板 MatePad Pro 13 各 20/20 通过</w:t>
             </w:r>
           </w:p>
         </w:tc>
@@ -4377,45 +4920,45 @@
             </w:pPr>
             <w:r>
               <w:rPr/>
-              <w:t xml:space="preserve">CSV 导出</w:t>
-            </w:r>
-          </w:p>
-        </w:tc>
-        <w:tc>
-          <w:tcPr>
-            <w:tcBorders>
-              <w:top w:val="single" w:sz="1" w:space="0" w:color="000000"/>
-              <w:bottom w:val="single" w:sz="1" w:space="0" w:color="000000"/>
-              <w:left w:val="single" w:sz="1" w:space="0" w:color="000000"/>
-              <w:right w:val="single" w:sz="1" w:space="0" w:color="000000"/>
-            </w:tcBorders>
-          </w:tcPr>
-          <w:p>
-            <w:pPr>
-              <w:spacing w:lineRule="auto"/>
-            </w:pPr>
-            <w:r>
-              <w:rPr/>
-              <w:t xml:space="preserve">含逗号备注导出，核对 BOM 与列不串位</w:t>
-            </w:r>
-          </w:p>
-        </w:tc>
-        <w:tc>
-          <w:tcPr>
-            <w:tcBorders>
-              <w:top w:val="single" w:sz="1" w:space="0" w:color="000000"/>
-              <w:bottom w:val="single" w:sz="1" w:space="0" w:color="000000"/>
-              <w:left w:val="single" w:sz="1" w:space="0" w:color="000000"/>
-              <w:right w:val="single" w:sz="1" w:space="0" w:color="000000"/>
-            </w:tcBorders>
-          </w:tcPr>
-          <w:p>
-            <w:pPr>
-              <w:spacing w:lineRule="auto"/>
-            </w:pPr>
-            <w:r>
-              <w:rPr/>
-              <w:t xml:space="preserve">通过</w:t>
+              <w:t xml:space="preserve">宽屏布局</w:t>
+            </w:r>
+          </w:p>
+        </w:tc>
+        <w:tc>
+          <w:tcPr>
+            <w:tcBorders>
+              <w:top w:val="single" w:sz="1" w:space="0" w:color="000000"/>
+              <w:bottom w:val="single" w:sz="1" w:space="0" w:color="000000"/>
+              <w:left w:val="single" w:sz="1" w:space="0" w:color="000000"/>
+              <w:right w:val="single" w:sz="1" w:space="0" w:color="000000"/>
+            </w:tcBorders>
+          </w:tcPr>
+          <w:p>
+            <w:pPr>
+              <w:spacing w:lineRule="auto"/>
+            </w:pPr>
+            <w:r>
+              <w:rPr/>
+              <w:t xml:space="preserve">平板 ui layout 核对导航与多列断点</w:t>
+            </w:r>
+          </w:p>
+        </w:tc>
+        <w:tc>
+          <w:tcPr>
+            <w:tcBorders>
+              <w:top w:val="single" w:sz="1" w:space="0" w:color="000000"/>
+              <w:bottom w:val="single" w:sz="1" w:space="0" w:color="000000"/>
+              <w:left w:val="single" w:sz="1" w:space="0" w:color="000000"/>
+              <w:right w:val="single" w:sz="1" w:space="0" w:color="000000"/>
+            </w:tcBorders>
+          </w:tcPr>
+          <w:p>
+            <w:pPr>
+              <w:spacing w:lineRule="auto"/>
+            </w:pPr>
+            <w:r>
+              <w:rPr/>
+              <w:t xml:space="preserve">通过（数据看板多列 + 断点响应式，旋转 / 折叠 / 分屏可用）</w:t>
             </w:r>
           </w:p>
         </w:tc>
@@ -4439,45 +4982,45 @@
             </w:pPr>
             <w:r>
               <w:rPr/>
-              <w:t xml:space="preserve">记录增删刷新</w:t>
-            </w:r>
-          </w:p>
-        </w:tc>
-        <w:tc>
-          <w:tcPr>
-            <w:tcBorders>
-              <w:top w:val="single" w:sz="1" w:space="0" w:color="000000"/>
-              <w:bottom w:val="single" w:sz="1" w:space="0" w:color="000000"/>
-              <w:left w:val="single" w:sz="1" w:space="0" w:color="000000"/>
-              <w:right w:val="single" w:sz="1" w:space="0" w:color="000000"/>
-            </w:tcBorders>
-          </w:tcPr>
-          <w:p>
-            <w:pPr>
-              <w:spacing w:lineRule="auto"/>
-            </w:pPr>
-            <w:r>
-              <w:rPr/>
-              <w:t xml:space="preserve">保存 / 删除后核对首页与列表实时更新</w:t>
-            </w:r>
-          </w:p>
-        </w:tc>
-        <w:tc>
-          <w:tcPr>
-            <w:tcBorders>
-              <w:top w:val="single" w:sz="1" w:space="0" w:color="000000"/>
-              <w:bottom w:val="single" w:sz="1" w:space="0" w:color="000000"/>
-              <w:left w:val="single" w:sz="1" w:space="0" w:color="000000"/>
-              <w:right w:val="single" w:sz="1" w:space="0" w:color="000000"/>
-            </w:tcBorders>
-          </w:tcPr>
-          <w:p>
-            <w:pPr>
-              <w:spacing w:lineRule="auto"/>
-            </w:pPr>
-            <w:r>
-              <w:rPr/>
-              <w:t xml:space="preserve">通过（数据层变更驱动刷新）</w:t>
+              <w:t xml:space="preserve">深浅主题</w:t>
+            </w:r>
+          </w:p>
+        </w:tc>
+        <w:tc>
+          <w:tcPr>
+            <w:tcBorders>
+              <w:top w:val="single" w:sz="1" w:space="0" w:color="000000"/>
+              <w:bottom w:val="single" w:sz="1" w:space="0" w:color="000000"/>
+              <w:left w:val="single" w:sz="1" w:space="0" w:color="000000"/>
+              <w:right w:val="single" w:sz="1" w:space="0" w:color="000000"/>
+            </w:tcBorders>
+          </w:tcPr>
+          <w:p>
+            <w:pPr>
+              <w:spacing w:lineRule="auto"/>
+            </w:pPr>
+            <w:r>
+              <w:rPr/>
+              <w:t xml:space="preserve">切换系统主题，观察 App 冷启动与运行中跟随</w:t>
+            </w:r>
+          </w:p>
+        </w:tc>
+        <w:tc>
+          <w:tcPr>
+            <w:tcBorders>
+              <w:top w:val="single" w:sz="1" w:space="0" w:color="000000"/>
+              <w:bottom w:val="single" w:sz="1" w:space="0" w:color="000000"/>
+              <w:left w:val="single" w:sz="1" w:space="0" w:color="000000"/>
+              <w:right w:val="single" w:sz="1" w:space="0" w:color="000000"/>
+            </w:tcBorders>
+          </w:tcPr>
+          <w:p>
+            <w:pPr>
+              <w:spacing w:lineRule="auto"/>
+            </w:pPr>
+            <w:r>
+              <w:rPr/>
+              <w:t xml:space="preserve">通过</w:t>
             </w:r>
           </w:p>
         </w:tc>
@@ -4501,45 +5044,45 @@
             </w:pPr>
             <w:r>
               <w:rPr/>
-              <w:t xml:space="preserve">图表刷新</w:t>
-            </w:r>
-          </w:p>
-        </w:tc>
-        <w:tc>
-          <w:tcPr>
-            <w:tcBorders>
-              <w:top w:val="single" w:sz="1" w:space="0" w:color="000000"/>
-              <w:bottom w:val="single" w:sz="1" w:space="0" w:color="000000"/>
-              <w:left w:val="single" w:sz="1" w:space="0" w:color="000000"/>
-              <w:right w:val="single" w:sz="1" w:space="0" w:color="000000"/>
-            </w:tcBorders>
-          </w:tcPr>
-          <w:p>
-            <w:pPr>
-              <w:spacing w:lineRule="auto"/>
-            </w:pPr>
-            <w:r>
-              <w:rPr/>
-              <w:t xml:space="preserve">周期切换与新记录后图表更新</w:t>
-            </w:r>
-          </w:p>
-        </w:tc>
-        <w:tc>
-          <w:tcPr>
-            <w:tcBorders>
-              <w:top w:val="single" w:sz="1" w:space="0" w:color="000000"/>
-              <w:bottom w:val="single" w:sz="1" w:space="0" w:color="000000"/>
-              <w:left w:val="single" w:sz="1" w:space="0" w:color="000000"/>
-              <w:right w:val="single" w:sz="1" w:space="0" w:color="000000"/>
-            </w:tcBorders>
-          </w:tcPr>
-          <w:p>
-            <w:pPr>
-              <w:spacing w:lineRule="auto"/>
-            </w:pPr>
-            <w:r>
-              <w:rPr/>
-              <w:t xml:space="preserve">通过</w:t>
+              <w:t xml:space="preserve">记录增删刷新</w:t>
+            </w:r>
+          </w:p>
+        </w:tc>
+        <w:tc>
+          <w:tcPr>
+            <w:tcBorders>
+              <w:top w:val="single" w:sz="1" w:space="0" w:color="000000"/>
+              <w:bottom w:val="single" w:sz="1" w:space="0" w:color="000000"/>
+              <w:left w:val="single" w:sz="1" w:space="0" w:color="000000"/>
+              <w:right w:val="single" w:sz="1" w:space="0" w:color="000000"/>
+            </w:tcBorders>
+          </w:tcPr>
+          <w:p>
+            <w:pPr>
+              <w:spacing w:lineRule="auto"/>
+            </w:pPr>
+            <w:r>
+              <w:rPr/>
+              <w:t xml:space="preserve">保存 / 删除后核对首页与列表实时更新</w:t>
+            </w:r>
+          </w:p>
+        </w:tc>
+        <w:tc>
+          <w:tcPr>
+            <w:tcBorders>
+              <w:top w:val="single" w:sz="1" w:space="0" w:color="000000"/>
+              <w:bottom w:val="single" w:sz="1" w:space="0" w:color="000000"/>
+              <w:left w:val="single" w:sz="1" w:space="0" w:color="000000"/>
+              <w:right w:val="single" w:sz="1" w:space="0" w:color="000000"/>
+            </w:tcBorders>
+          </w:tcPr>
+          <w:p>
+            <w:pPr>
+              <w:spacing w:lineRule="auto"/>
+            </w:pPr>
+            <w:r>
+              <w:rPr/>
+              <w:t xml:space="preserve">通过（AppStorage 变更驱动刷新，无需重启）</w:t>
             </w:r>
           </w:p>
         </w:tc>
@@ -4563,6 +5106,192 @@
             </w:pPr>
             <w:r>
               <w:rPr/>
+              <w:t xml:space="preserve">图表刷新与口径</w:t>
+            </w:r>
+          </w:p>
+        </w:tc>
+        <w:tc>
+          <w:tcPr>
+            <w:tcBorders>
+              <w:top w:val="single" w:sz="1" w:space="0" w:color="000000"/>
+              <w:bottom w:val="single" w:sz="1" w:space="0" w:color="000000"/>
+              <w:left w:val="single" w:sz="1" w:space="0" w:color="000000"/>
+              <w:right w:val="single" w:sz="1" w:space="0" w:color="000000"/>
+            </w:tcBorders>
+          </w:tcPr>
+          <w:p>
+            <w:pPr>
+              <w:spacing w:lineRule="auto"/>
+            </w:pPr>
+            <w:r>
+              <w:rPr/>
+              <w:t xml:space="preserve">周期切换与新记录后核对图表、汇总</w:t>
+            </w:r>
+          </w:p>
+        </w:tc>
+        <w:tc>
+          <w:tcPr>
+            <w:tcBorders>
+              <w:top w:val="single" w:sz="1" w:space="0" w:color="000000"/>
+              <w:bottom w:val="single" w:sz="1" w:space="0" w:color="000000"/>
+              <w:left w:val="single" w:sz="1" w:space="0" w:color="000000"/>
+              <w:right w:val="single" w:sz="1" w:space="0" w:color="000000"/>
+            </w:tcBorders>
+          </w:tcPr>
+          <w:p>
+            <w:pPr>
+              <w:spacing w:lineRule="auto"/>
+            </w:pPr>
+            <w:r>
+              <w:rPr/>
+              <w:t xml:space="preserve">通过；已修复看板汇总未计入任务奖励的积分口径问题</w:t>
+            </w:r>
+          </w:p>
+        </w:tc>
+      </w:tr>
+      <w:tr>
+        <w:trPr>
+          <w:cantSplit/>
+        </w:trPr>
+        <w:tc>
+          <w:tcPr>
+            <w:tcBorders>
+              <w:top w:val="single" w:sz="1" w:space="0" w:color="000000"/>
+              <w:bottom w:val="single" w:sz="1" w:space="0" w:color="000000"/>
+              <w:left w:val="single" w:sz="1" w:space="0" w:color="000000"/>
+              <w:right w:val="single" w:sz="1" w:space="0" w:color="000000"/>
+            </w:tcBorders>
+          </w:tcPr>
+          <w:p>
+            <w:pPr>
+              <w:spacing w:lineRule="auto"/>
+            </w:pPr>
+            <w:r>
+              <w:rPr/>
+              <w:t xml:space="preserve">清空数据</w:t>
+            </w:r>
+          </w:p>
+        </w:tc>
+        <w:tc>
+          <w:tcPr>
+            <w:tcBorders>
+              <w:top w:val="single" w:sz="1" w:space="0" w:color="000000"/>
+              <w:bottom w:val="single" w:sz="1" w:space="0" w:color="000000"/>
+              <w:left w:val="single" w:sz="1" w:space="0" w:color="000000"/>
+              <w:right w:val="single" w:sz="1" w:space="0" w:color="000000"/>
+            </w:tcBorders>
+          </w:tcPr>
+          <w:p>
+            <w:pPr>
+              <w:spacing w:lineRule="auto"/>
+            </w:pPr>
+            <w:r>
+              <w:rPr/>
+              <w:t xml:space="preserve">清空后核对积分非负、记录与兑换记录清空</w:t>
+            </w:r>
+          </w:p>
+        </w:tc>
+        <w:tc>
+          <w:tcPr>
+            <w:tcBorders>
+              <w:top w:val="single" w:sz="1" w:space="0" w:color="000000"/>
+              <w:bottom w:val="single" w:sz="1" w:space="0" w:color="000000"/>
+              <w:left w:val="single" w:sz="1" w:space="0" w:color="000000"/>
+              <w:right w:val="single" w:sz="1" w:space="0" w:color="000000"/>
+            </w:tcBorders>
+          </w:tcPr>
+          <w:p>
+            <w:pPr>
+              <w:spacing w:lineRule="auto"/>
+            </w:pPr>
+            <w:r>
+              <w:rPr/>
+              <w:t xml:space="preserve">通过</w:t>
+            </w:r>
+          </w:p>
+        </w:tc>
+      </w:tr>
+      <w:tr>
+        <w:trPr>
+          <w:cantSplit/>
+        </w:trPr>
+        <w:tc>
+          <w:tcPr>
+            <w:tcBorders>
+              <w:top w:val="single" w:sz="1" w:space="0" w:color="000000"/>
+              <w:bottom w:val="single" w:sz="1" w:space="0" w:color="000000"/>
+              <w:left w:val="single" w:sz="1" w:space="0" w:color="000000"/>
+              <w:right w:val="single" w:sz="1" w:space="0" w:color="000000"/>
+            </w:tcBorders>
+          </w:tcPr>
+          <w:p>
+            <w:pPr>
+              <w:spacing w:lineRule="auto"/>
+            </w:pPr>
+            <w:r>
+              <w:rPr/>
+              <w:t xml:space="preserve">CSV 导出</w:t>
+            </w:r>
+          </w:p>
+        </w:tc>
+        <w:tc>
+          <w:tcPr>
+            <w:tcBorders>
+              <w:top w:val="single" w:sz="1" w:space="0" w:color="000000"/>
+              <w:bottom w:val="single" w:sz="1" w:space="0" w:color="000000"/>
+              <w:left w:val="single" w:sz="1" w:space="0" w:color="000000"/>
+              <w:right w:val="single" w:sz="1" w:space="0" w:color="000000"/>
+            </w:tcBorders>
+          </w:tcPr>
+          <w:p>
+            <w:pPr>
+              <w:spacing w:lineRule="auto"/>
+            </w:pPr>
+            <w:r>
+              <w:rPr/>
+              <w:t xml:space="preserve">含逗号 / 换行备注导出，核对 BOM 与列不串位</w:t>
+            </w:r>
+          </w:p>
+        </w:tc>
+        <w:tc>
+          <w:tcPr>
+            <w:tcBorders>
+              <w:top w:val="single" w:sz="1" w:space="0" w:color="000000"/>
+              <w:bottom w:val="single" w:sz="1" w:space="0" w:color="000000"/>
+              <w:left w:val="single" w:sz="1" w:space="0" w:color="000000"/>
+              <w:right w:val="single" w:sz="1" w:space="0" w:color="000000"/>
+            </w:tcBorders>
+          </w:tcPr>
+          <w:p>
+            <w:pPr>
+              <w:spacing w:lineRule="auto"/>
+            </w:pPr>
+            <w:r>
+              <w:rPr/>
+              <w:t xml:space="preserve">通过（RFC 4180 整段解析 + UTF-8 BOM）</w:t>
+            </w:r>
+          </w:p>
+        </w:tc>
+      </w:tr>
+      <w:tr>
+        <w:trPr>
+          <w:cantSplit/>
+        </w:trPr>
+        <w:tc>
+          <w:tcPr>
+            <w:tcBorders>
+              <w:top w:val="single" w:sz="1" w:space="0" w:color="000000"/>
+              <w:bottom w:val="single" w:sz="1" w:space="0" w:color="000000"/>
+              <w:left w:val="single" w:sz="1" w:space="0" w:color="000000"/>
+              <w:right w:val="single" w:sz="1" w:space="0" w:color="000000"/>
+            </w:tcBorders>
+          </w:tcPr>
+          <w:p>
+            <w:pPr>
+              <w:spacing w:lineRule="auto"/>
+            </w:pPr>
+            <w:r>
+              <w:rPr/>
               <w:t xml:space="preserve">家庭聚合</w:t>
             </w:r>
           </w:p>
@@ -4582,26 +5311,212 @@
             </w:pPr>
             <w:r>
               <w:rPr/>
-              <w:t xml:space="preserve">同账号双设备加入同一家庭码</w:t>
-            </w:r>
-          </w:p>
-        </w:tc>
-        <w:tc>
-          <w:tcPr>
-            <w:tcBorders>
-              <w:top w:val="single" w:sz="1" w:space="0" w:color="000000"/>
-              <w:bottom w:val="single" w:sz="1" w:space="0" w:color="000000"/>
-              <w:left w:val="single" w:sz="1" w:space="0" w:color="000000"/>
-              <w:right w:val="single" w:sz="1" w:space="0" w:color="000000"/>
-            </w:tcBorders>
-          </w:tcPr>
-          <w:p>
-            <w:pPr>
-              <w:spacing w:lineRule="auto"/>
-            </w:pPr>
-            <w:r>
-              <w:rPr/>
-              <w:t xml:space="preserve">单模拟器环境受限，需双真机复测</w:t>
+              <w:t xml:space="preserve">单机生成 / 加入家庭码并核对成员列表</w:t>
+            </w:r>
+          </w:p>
+        </w:tc>
+        <w:tc>
+          <w:tcPr>
+            <w:tcBorders>
+              <w:top w:val="single" w:sz="1" w:space="0" w:color="000000"/>
+              <w:bottom w:val="single" w:sz="1" w:space="0" w:color="000000"/>
+              <w:left w:val="single" w:sz="1" w:space="0" w:color="000000"/>
+              <w:right w:val="single" w:sz="1" w:space="0" w:color="000000"/>
+            </w:tcBorders>
+          </w:tcPr>
+          <w:p>
+            <w:pPr>
+              <w:spacing w:lineRule="auto"/>
+            </w:pPr>
+            <w:r>
+              <w:rPr/>
+              <w:t xml:space="preserve">本地侧通过；跨设备合并需两台同账号真机复测</w:t>
+            </w:r>
+          </w:p>
+        </w:tc>
+      </w:tr>
+      <w:tr>
+        <w:trPr>
+          <w:cantSplit/>
+        </w:trPr>
+        <w:tc>
+          <w:tcPr>
+            <w:tcBorders>
+              <w:top w:val="single" w:sz="1" w:space="0" w:color="000000"/>
+              <w:bottom w:val="single" w:sz="1" w:space="0" w:color="000000"/>
+              <w:left w:val="single" w:sz="1" w:space="0" w:color="000000"/>
+              <w:right w:val="single" w:sz="1" w:space="0" w:color="000000"/>
+            </w:tcBorders>
+          </w:tcPr>
+          <w:p>
+            <w:pPr>
+              <w:spacing w:lineRule="auto"/>
+            </w:pPr>
+            <w:r>
+              <w:rPr/>
+              <w:t xml:space="preserve">分布式权限弹窗</w:t>
+            </w:r>
+          </w:p>
+        </w:tc>
+        <w:tc>
+          <w:tcPr>
+            <w:tcBorders>
+              <w:top w:val="single" w:sz="1" w:space="0" w:color="000000"/>
+              <w:bottom w:val="single" w:sz="1" w:space="0" w:color="000000"/>
+              <w:left w:val="single" w:sz="1" w:space="0" w:color="000000"/>
+              <w:right w:val="single" w:sz="1" w:space="0" w:color="000000"/>
+            </w:tcBorders>
+          </w:tcPr>
+          <w:p>
+            <w:pPr>
+              <w:spacing w:lineRule="auto"/>
+            </w:pPr>
+            <w:r>
+              <w:rPr/>
+              <w:t xml:space="preserve">全新安装冷启动观察授权弹窗</w:t>
+            </w:r>
+          </w:p>
+        </w:tc>
+        <w:tc>
+          <w:tcPr>
+            <w:tcBorders>
+              <w:top w:val="single" w:sz="1" w:space="0" w:color="000000"/>
+              <w:bottom w:val="single" w:sz="1" w:space="0" w:color="000000"/>
+              <w:left w:val="single" w:sz="1" w:space="0" w:color="000000"/>
+              <w:right w:val="single" w:sz="1" w:space="0" w:color="000000"/>
+            </w:tcBorders>
+          </w:tcPr>
+          <w:p>
+            <w:pPr>
+              <w:spacing w:lineRule="auto"/>
+            </w:pPr>
+            <w:r>
+              <w:rPr/>
+              <w:t xml:space="preserve">环境受限：模拟器不弹动态授权框，需真机复测</w:t>
+            </w:r>
+          </w:p>
+        </w:tc>
+      </w:tr>
+      <w:tr>
+        <w:trPr>
+          <w:cantSplit/>
+        </w:trPr>
+        <w:tc>
+          <w:tcPr>
+            <w:tcBorders>
+              <w:top w:val="single" w:sz="1" w:space="0" w:color="000000"/>
+              <w:bottom w:val="single" w:sz="1" w:space="0" w:color="000000"/>
+              <w:left w:val="single" w:sz="1" w:space="0" w:color="000000"/>
+              <w:right w:val="single" w:sz="1" w:space="0" w:color="000000"/>
+            </w:tcBorders>
+          </w:tcPr>
+          <w:p>
+            <w:pPr>
+              <w:spacing w:lineRule="auto"/>
+            </w:pPr>
+            <w:r>
+              <w:rPr/>
+              <w:t xml:space="preserve">云备份端到端</w:t>
+            </w:r>
+          </w:p>
+        </w:tc>
+        <w:tc>
+          <w:tcPr>
+            <w:tcBorders>
+              <w:top w:val="single" w:sz="1" w:space="0" w:color="000000"/>
+              <w:bottom w:val="single" w:sz="1" w:space="0" w:color="000000"/>
+              <w:left w:val="single" w:sz="1" w:space="0" w:color="000000"/>
+              <w:right w:val="single" w:sz="1" w:space="0" w:color="000000"/>
+            </w:tcBorders>
+          </w:tcPr>
+          <w:p>
+            <w:pPr>
+              <w:spacing w:lineRule="auto"/>
+            </w:pPr>
+            <w:r>
+              <w:rPr/>
+              <w:t xml:space="preserve">AGC 云存储上传 / 下载</w:t>
+            </w:r>
+          </w:p>
+        </w:tc>
+        <w:tc>
+          <w:tcPr>
+            <w:tcBorders>
+              <w:top w:val="single" w:sz="1" w:space="0" w:color="000000"/>
+              <w:bottom w:val="single" w:sz="1" w:space="0" w:color="000000"/>
+              <w:left w:val="single" w:sz="1" w:space="0" w:color="000000"/>
+              <w:right w:val="single" w:sz="1" w:space="0" w:color="000000"/>
+            </w:tcBorders>
+          </w:tcPr>
+          <w:p>
+            <w:pPr>
+              <w:spacing w:lineRule="auto"/>
+            </w:pPr>
+            <w:r>
+              <w:rPr/>
+              <w:t xml:space="preserve">环境受限：模拟器为 unsigned 构建，云侧鉴权未通过，需签名构建 + 真机</w:t>
+            </w:r>
+          </w:p>
+        </w:tc>
+      </w:tr>
+      <w:tr>
+        <w:trPr>
+          <w:cantSplit/>
+        </w:trPr>
+        <w:tc>
+          <w:tcPr>
+            <w:tcBorders>
+              <w:top w:val="single" w:sz="1" w:space="0" w:color="000000"/>
+              <w:bottom w:val="single" w:sz="1" w:space="0" w:color="000000"/>
+              <w:left w:val="single" w:sz="1" w:space="0" w:color="000000"/>
+              <w:right w:val="single" w:sz="1" w:space="0" w:color="000000"/>
+            </w:tcBorders>
+          </w:tcPr>
+          <w:p>
+            <w:pPr>
+              <w:spacing w:lineRule="auto"/>
+            </w:pPr>
+            <w:r>
+              <w:rPr/>
+              <w:t xml:space="preserve">导入运行时</w:t>
+            </w:r>
+          </w:p>
+        </w:tc>
+        <w:tc>
+          <w:tcPr>
+            <w:tcBorders>
+              <w:top w:val="single" w:sz="1" w:space="0" w:color="000000"/>
+              <w:bottom w:val="single" w:sz="1" w:space="0" w:color="000000"/>
+              <w:left w:val="single" w:sz="1" w:space="0" w:color="000000"/>
+              <w:right w:val="single" w:sz="1" w:space="0" w:color="000000"/>
+            </w:tcBorders>
+          </w:tcPr>
+          <w:p>
+            <w:pPr>
+              <w:spacing w:lineRule="auto"/>
+            </w:pPr>
+            <w:r>
+              <w:rPr/>
+              <w:t xml:space="preserve">经系统文件选择器导入 JSON / CSV / 整包快照</w:t>
+            </w:r>
+          </w:p>
+        </w:tc>
+        <w:tc>
+          <w:tcPr>
+            <w:tcBorders>
+              <w:top w:val="single" w:sz="1" w:space="0" w:color="000000"/>
+              <w:bottom w:val="single" w:sz="1" w:space="0" w:color="000000"/>
+              <w:left w:val="single" w:sz="1" w:space="0" w:color="000000"/>
+              <w:right w:val="single" w:sz="1" w:space="0" w:color="000000"/>
+            </w:tcBorders>
+          </w:tcPr>
+          <w:p>
+            <w:pPr>
+              <w:spacing w:lineRule="auto"/>
+            </w:pPr>
+            <w:r>
+              <w:rPr/>
+              <w:t xml:space="preserve">校验逻辑已配单元测试用例；运行时待复测</w:t>
             </w:r>
           </w:p>
         </w:tc>
@@ -4622,6 +5537,21 @@
       <w:r>
         <w:rPr/>
         <w:t xml:space="preserve">此外，界面文案已抽取为资源并完成中 / 英双语；英文环境下遍历各页面确认无中文残留。</w:t>
+      </w:r>
+    </w:p>
+    <w:p>
+      <w:pPr>
+        <w:spacing w:lineRule="auto"/>
+      </w:pPr>
+      <w:r>
+        <w:rPr>
+          <w:b/>
+        </w:rPr>
+        <w:t xml:space="preserve">已知边界（不计入已完成能力）</w:t>
+      </w:r>
+      <w:r>
+        <w:rPr/>
+        <w:t xml:space="preserve">：平板多列布局目前仅数据看板完成，其余 4 个 Tab 待补齐；「减弱动效」目前为 App 内开关，尚未接入系统无障碍设置。上述两项均已列入第 9.2 节展望。</w:t>
       </w:r>
     </w:p>
     <w:p>
@@ -4668,7 +5598,7 @@
       </w:pPr>
       <w:r>
         <w:rPr/>
-        <w:t xml:space="preserve">完成低碳行为记录、端侧 AI 识图、数据看板、积分与荣誉、家庭碳积分、每日提醒、科普专栏、深浅主题等核心功能。</w:t>
+        <w:t xml:space="preserve">完成低碳行为记录、端侧 AI 识图、数据看板与数据管理、积分与荣誉、家庭碳积分、每日提醒、科普专栏、深浅主题等核心功能。</w:t>
       </w:r>
     </w:p>
     <w:p>
@@ -4681,7 +5611,7 @@
       </w:pPr>
       <w:r>
         <w:rPr/>
-        <w:t xml:space="preserve">建立设计 token 体系与浅 / 深双主题，统一颜色、字号、间距、圆角。</w:t>
+        <w:t xml:space="preserve">完成数据备份与恢复能力：本地整包快照（记录 + 兑换 + 任务奖励）备份 / 去重合并恢复，以及可选的 AGC 云备份开关（默认关闭）。</w:t>
       </w:r>
     </w:p>
     <w:p>
@@ -4694,7 +5624,7 @@
       </w:pPr>
       <w:r>
         <w:rPr/>
-        <w:t xml:space="preserve">数据默认本机存储，支持 CSV / JSON 导出；完成界面文案国际化（中 / 英）。</w:t>
+        <w:t xml:space="preserve">完成 CSV / JSON 数据导入与导出（RFC 4180 转义 + UTF-8 BOM），导入带逐字段校验归一化。</w:t>
       </w:r>
     </w:p>
     <w:p>
@@ -4707,7 +5637,7 @@
       </w:pPr>
       <w:r>
         <w:rPr/>
-        <w:t xml:space="preserve">建立「AI 设备验证 Agent + 验收清单」的测试方法，产出带证据的验证报告。</w:t>
+        <w:t xml:space="preserve">建立设计 token 体系与浅 / 深双主题，统一颜色、字号、间距、圆角，并完成一轮完整的 UI 设计评审与动效升级。</w:t>
       </w:r>
     </w:p>
     <w:p>
@@ -4720,7 +5650,30 @@
       </w:pPr>
       <w:r>
         <w:rPr/>
-        <w:t xml:space="preserve">完成正式应用图标与启动图。</w:t>
+        <w:t xml:space="preserve">建立「AI 设备验证 Agent + 验收清单」的测试方法：设备端 UI 冒烟测试在手机与平板</w:t>
+      </w:r>
+      <w:r>
+        <w:rPr>
+          <w:b/>
+        </w:rPr>
+        <w:t xml:space="preserve">各 20/20 通过</w:t>
+      </w:r>
+      <w:r>
+        <w:rPr/>
+        <w:t xml:space="preserve">，静态检查 0 error，产出带证据的验证报告。</w:t>
+      </w:r>
+    </w:p>
+    <w:p>
+      <w:pPr>
+        <w:numPr>
+          <w:ilvl w:val="0"/>
+          <w:numId w:val="8"/>
+        </w:numPr>
+        <w:spacing w:lineRule="auto"/>
+      </w:pPr>
+      <w:r>
+        <w:rPr/>
+        <w:t xml:space="preserve">完成界面文案国际化（中 / 英）、正式应用图标与启动图。</w:t>
       </w:r>
     </w:p>
     <w:p>
@@ -4756,7 +5709,7 @@
       </w:pPr>
       <w:r>
         <w:rPr/>
-        <w:t xml:space="preserve">增加数据云备份与更完善的导入迁移能力。</w:t>
+        <w:t xml:space="preserve">家庭碳积分改用分布式 KV，实现跨设备多成员并集（当前受分布式数据对象级同步限制）。</w:t>
       </w:r>
     </w:p>
     <w:p>
@@ -4769,7 +5722,7 @@
       </w:pPr>
       <w:r>
         <w:rPr/>
-        <w:t xml:space="preserve">接入系统无障碍设置，使「减弱动效」随系统联动。</w:t>
+        <w:t xml:space="preserve">完成云备份的冲突合并策略，并在签名构建 + 真机环境下完成端到端验证。</w:t>
       </w:r>
     </w:p>
     <w:p>
@@ -4782,7 +5735,7 @@
       </w:pPr>
       <w:r>
         <w:rPr/>
-        <w:t xml:space="preserve">平板多列布局适配。</w:t>
+        <w:t xml:space="preserve">接入系统无障碍设置，使「减弱动效」随系统联动（App 内开关已就绪）。</w:t>
       </w:r>
     </w:p>
     <w:p>
@@ -4795,7 +5748,7 @@
       </w:pPr>
       <w:r>
         <w:rPr/>
-        <w:t xml:space="preserve">补充单元测试与 UI 测试（@ohos/hypium）。</w:t>
+        <w:t xml:space="preserve">平板其余 4 个 Tab 补齐多列布局；补充更多单元测试与 UI 测试（@ohos/hypium）。</w:t>
       </w:r>
     </w:p>
   </w:body>
